--- a/reumeonprocessV1.docx
+++ b/reumeonprocessV1.docx
@@ -77,7 +77,7 @@
           <w:lang w:val="en-US"/>
           <w14:ligatures w14:val="none"/>
         </w:rPr>
-        <w:t>Software Engineer | Java Developer | QA Automation Engineer</w:t>
+        <w:t xml:space="preserve">Software Engineer | Java Developer </w:t>
       </w:r>
     </w:p>
     <w:p>
@@ -125,37 +125,29 @@
           <w:lang w:val="en-US"/>
           <w14:ligatures w14:val="none"/>
         </w:rPr>
-        <w:t xml:space="preserve">kpvanitha0502@gmail.com </w:t>
+        <w:t>kpvanitha</w:t>
       </w:r>
       <w:r>
         <w:rPr>
           <w:rFonts w:ascii="Georgia" w:eastAsia="Georgia" w:hAnsi="Georgia" w:cs="Georgia"/>
           <w:noProof/>
-          <w:kern w:val="0"/>
-          <w:lang w:val="en-US"/>
-          <w14:ligatures w14:val="none"/>
-        </w:rPr>
-        <w:t xml:space="preserve">| </w:t>
-      </w:r>
-      <w:r>
-        <w:rPr>
-          <w:rFonts w:ascii="Segoe UI Emoji" w:eastAsia="Georgia" w:hAnsi="Segoe UI Emoji" w:cs="Segoe UI Emoji"/>
-          <w:noProof/>
-          <w:kern w:val="0"/>
-          <w:lang w:val="en-US"/>
-          <w14:ligatures w14:val="none"/>
-        </w:rPr>
-        <w:t>📞</w:t>
+          <w:color w:val="4472C4" w:themeColor="accent1"/>
+          <w:kern w:val="0"/>
+          <w:lang w:val="en-US"/>
+          <w14:ligatures w14:val="none"/>
+        </w:rPr>
+        <w:t>14</w:t>
       </w:r>
       <w:r>
         <w:rPr>
           <w:rFonts w:ascii="Georgia" w:eastAsia="Georgia" w:hAnsi="Georgia" w:cs="Georgia"/>
           <w:noProof/>
-          <w:kern w:val="0"/>
-          <w:lang w:val="en-US"/>
-          <w14:ligatures w14:val="none"/>
-        </w:rPr>
-        <w:t xml:space="preserve"> +91-XXXXXXXXXX</w:t>
+          <w:color w:val="4472C4" w:themeColor="accent1"/>
+          <w:kern w:val="0"/>
+          <w:lang w:val="en-US"/>
+          <w14:ligatures w14:val="none"/>
+        </w:rPr>
+        <w:t xml:space="preserve">@gmail.com </w:t>
       </w:r>
     </w:p>
     <w:p>
@@ -302,28 +294,26 @@
     <w:p>
       <w:pPr>
         <w:pStyle w:val="NormalWeb"/>
-        <w:ind w:left="113" w:firstLine="720"/>
+        <w:ind w:left="113" w:right="340" w:firstLine="720"/>
         <w:jc w:val="both"/>
         <w:rPr>
           <w:rFonts w:ascii="Cambria" w:hAnsi="Cambria" w:cstheme="minorHAnsi"/>
+          <w:i/>
+          <w:iCs/>
+          <w:sz w:val="20"/>
+          <w:szCs w:val="20"/>
+        </w:rPr>
+      </w:pPr>
+      <w:bookmarkStart w:id="0" w:name="Education"/>
+      <w:bookmarkEnd w:id="0"/>
+      <w:r>
+        <w:rPr>
+          <w:rFonts w:asciiTheme="minorHAnsi" w:hAnsiTheme="minorHAnsi" w:cstheme="minorHAnsi"/>
           <w:i/>
           <w:iCs/>
           <w:sz w:val="18"/>
           <w:szCs w:val="18"/>
         </w:rPr>
-      </w:pPr>
-      <w:bookmarkStart w:id="0" w:name="Education"/>
-      <w:bookmarkEnd w:id="0"/>
-      <w:r>
-        <w:rPr>
-          <w:rFonts w:asciiTheme="minorHAnsi" w:hAnsiTheme="minorHAnsi" w:cstheme="minorHAnsi"/>
-          <w:b/>
-          <w:bCs/>
-          <w:i/>
-          <w:iCs/>
-          <w:sz w:val="18"/>
-          <w:szCs w:val="18"/>
-        </w:rPr>
         <w:t xml:space="preserve"> </w:t>
       </w:r>
       <w:r>
@@ -331,10 +321,52 @@
           <w:rFonts w:ascii="Cambria" w:hAnsi="Cambria" w:cstheme="minorHAnsi"/>
           <w:i/>
           <w:iCs/>
-          <w:sz w:val="18"/>
-          <w:szCs w:val="18"/>
-        </w:rPr>
-        <w:t>Software Engineer with 1 year of experience in API development, migration, and test automation within the banking domain. Skilled in Java, Selenium WebDriver, Playwright, TestNG, Cucumber, REST APIs, and SOAP Web Services. Hands-on experience in SOAP-to-REST migration, automation framework development using POM, API validation, and regression testing. Experienced in working within Agile (Scrum) environments, using tools such as GitHub, JIRA, Octane, and Checkmarx for version control, defect management, and security validation. Strong interest in Software Development and QA Automation Engineering roles.</w:t>
+          <w:sz w:val="20"/>
+          <w:szCs w:val="20"/>
+        </w:rPr>
+        <w:t xml:space="preserve">Software Engineer with </w:t>
+      </w:r>
+      <w:r>
+        <w:rPr>
+          <w:rFonts w:ascii="Cambria" w:hAnsi="Cambria" w:cstheme="minorHAnsi"/>
+          <w:i/>
+          <w:iCs/>
+          <w:sz w:val="20"/>
+          <w:szCs w:val="20"/>
+        </w:rPr>
+        <w:t>2</w:t>
+      </w:r>
+      <w:r>
+        <w:rPr>
+          <w:rFonts w:ascii="Cambria" w:hAnsi="Cambria" w:cstheme="minorHAnsi"/>
+          <w:i/>
+          <w:iCs/>
+          <w:sz w:val="20"/>
+          <w:szCs w:val="20"/>
+        </w:rPr>
+        <w:t xml:space="preserve"> years of experience in Java development, backend application development, API modernization, and software testing in the Banking domain. Skilled in Java, Spring Boot, Spring MVC, REST APIs, SOAP Web Services, Apache CXF, JUnit, and MySQL. Hands-on experience in SOAP-to-REST migration, secure coding, </w:t>
+      </w:r>
+      <w:proofErr w:type="spellStart"/>
+      <w:r>
+        <w:rPr>
+          <w:rFonts w:ascii="Cambria" w:hAnsi="Cambria" w:cstheme="minorHAnsi"/>
+          <w:i/>
+          <w:iCs/>
+          <w:sz w:val="20"/>
+          <w:szCs w:val="20"/>
+        </w:rPr>
+        <w:t>Checkmarx</w:t>
+      </w:r>
+      <w:proofErr w:type="spellEnd"/>
+      <w:r>
+        <w:rPr>
+          <w:rFonts w:ascii="Cambria" w:hAnsi="Cambria" w:cstheme="minorHAnsi"/>
+          <w:i/>
+          <w:iCs/>
+          <w:sz w:val="20"/>
+          <w:szCs w:val="20"/>
+        </w:rPr>
+        <w:t xml:space="preserve"> vulnerability remediation, Git-based development, and Agile methodologies. Strong understanding of Object-Oriented Programming, SDLC, API integration, and backend service development. Passionate about building scalable enterprise applications and contributing as a Java Backend Developer.</w:t>
       </w:r>
     </w:p>
     <w:p>
@@ -407,16 +439,63 @@
         <w:pStyle w:val="NoSpacing"/>
         <w:ind w:left="113"/>
         <w:rPr>
+          <w:rFonts w:ascii="Cambria" w:eastAsiaTheme="majorEastAsia" w:hAnsi="Cambria"/>
+          <w:b/>
+          <w:bCs/>
+        </w:rPr>
+      </w:pPr>
+      <w:r>
+        <w:rPr>
           <w:rStyle w:val="Strong"/>
           <w:rFonts w:ascii="Cambria" w:eastAsiaTheme="majorEastAsia" w:hAnsi="Cambria"/>
         </w:rPr>
-      </w:pPr>
-      <w:r>
+        <w:t xml:space="preserve">Capgemini | </w:t>
+      </w:r>
+      <w:r>
+        <w:rPr>
+          <w:rFonts w:ascii="Cambria" w:eastAsiaTheme="majorEastAsia" w:hAnsi="Cambria"/>
+          <w:b/>
+          <w:bCs/>
+        </w:rPr>
+        <w:t>Software Engineer | Java Developer</w:t>
+      </w:r>
+    </w:p>
+    <w:p>
+      <w:pPr>
+        <w:pStyle w:val="NoSpacing"/>
+        <w:ind w:left="113"/>
         <w:rPr>
           <w:rStyle w:val="Strong"/>
           <w:rFonts w:ascii="Cambria" w:eastAsiaTheme="majorEastAsia" w:hAnsi="Cambria"/>
         </w:rPr>
-        <w:t>Capgemini | Java Developer / QA Automation Engineer</w:t>
+      </w:pPr>
+      <w:r>
+        <w:rPr>
+          <w:rStyle w:val="Strong"/>
+          <w:rFonts w:ascii="Cambria" w:eastAsiaTheme="majorEastAsia" w:hAnsi="Cambria"/>
+        </w:rPr>
+        <w:t>Dec</w:t>
+      </w:r>
+      <w:r>
+        <w:rPr>
+          <w:rStyle w:val="Strong"/>
+          <w:rFonts w:ascii="Cambria" w:eastAsiaTheme="majorEastAsia" w:hAnsi="Cambria"/>
+        </w:rPr>
+        <w:t xml:space="preserve"> 202</w:t>
+      </w:r>
+      <w:r>
+        <w:rPr>
+          <w:rStyle w:val="Strong"/>
+          <w:rFonts w:ascii="Cambria" w:eastAsiaTheme="majorEastAsia" w:hAnsi="Cambria"/>
+        </w:rPr>
+        <w:t>4</w:t>
+      </w:r>
+      <w:r>
+        <w:rPr>
+          <w:rStyle w:val="Strong"/>
+          <w:rFonts w:ascii="Cambria" w:eastAsiaTheme="majorEastAsia" w:hAnsi="Cambria"/>
+        </w:rPr>
+        <w:t xml:space="preserve"> – Present | Bangalore, India</w:t>
       </w:r>
     </w:p>
     <w:p>
@@ -428,12 +507,29 @@
           <w:rFonts w:ascii="Cambria" w:eastAsiaTheme="majorEastAsia" w:hAnsi="Cambria"/>
         </w:rPr>
       </w:pPr>
+    </w:p>
+    <w:p>
+      <w:pPr>
+        <w:pStyle w:val="NoSpacing"/>
+        <w:ind w:left="113"/>
+        <w:rPr>
+          <w:rFonts w:ascii="Cambria" w:eastAsiaTheme="majorEastAsia" w:hAnsi="Cambria"/>
+          <w:b/>
+          <w:bCs/>
+        </w:rPr>
+      </w:pPr>
       <w:r>
         <w:rPr>
           <w:rStyle w:val="Strong"/>
           <w:rFonts w:ascii="Cambria" w:eastAsiaTheme="majorEastAsia" w:hAnsi="Cambria"/>
         </w:rPr>
-        <w:t>July 2025 – Present | Bangalore, India</w:t>
+        <w:t xml:space="preserve">Client: </w:t>
+      </w:r>
+      <w:r>
+        <w:rPr>
+          <w:rFonts w:ascii="Cambria" w:eastAsiaTheme="majorEastAsia" w:hAnsi="Cambria"/>
+        </w:rPr>
+        <w:t>Wells Fargo - Service Vision Platform (SVP)</w:t>
       </w:r>
     </w:p>
     <w:p>
@@ -441,91 +537,72 @@
         <w:pStyle w:val="NoSpacing"/>
         <w:ind w:left="113"/>
         <w:rPr>
+          <w:rFonts w:ascii="Cambria" w:eastAsiaTheme="majorEastAsia" w:hAnsi="Cambria"/>
+          <w:b/>
+          <w:bCs/>
+        </w:rPr>
+      </w:pPr>
+      <w:r>
+        <w:rPr>
+          <w:rFonts w:ascii="Cambria" w:eastAsiaTheme="majorEastAsia" w:hAnsi="Cambria"/>
+          <w:b/>
+          <w:bCs/>
+        </w:rPr>
+        <w:t xml:space="preserve">Role: </w:t>
+      </w:r>
+      <w:r>
+        <w:rPr>
+          <w:rFonts w:ascii="Cambria" w:eastAsiaTheme="majorEastAsia" w:hAnsi="Cambria"/>
+        </w:rPr>
+        <w:t>Java Developer</w:t>
+      </w:r>
+    </w:p>
+    <w:p>
+      <w:pPr>
+        <w:pStyle w:val="NoSpacing"/>
+        <w:ind w:left="113"/>
+        <w:rPr>
+          <w:rFonts w:ascii="Cambria" w:eastAsiaTheme="majorEastAsia" w:hAnsi="Cambria"/>
+        </w:rPr>
+      </w:pPr>
+      <w:r>
+        <w:rPr>
+          <w:rFonts w:ascii="Cambria" w:eastAsiaTheme="majorEastAsia" w:hAnsi="Cambria"/>
+          <w:b/>
+          <w:bCs/>
+        </w:rPr>
+        <w:t xml:space="preserve">Domain: </w:t>
+      </w:r>
+      <w:r>
+        <w:rPr>
+          <w:rFonts w:ascii="Cambria" w:eastAsiaTheme="majorEastAsia" w:hAnsi="Cambria"/>
+        </w:rPr>
+        <w:t>Banking</w:t>
+      </w:r>
+    </w:p>
+    <w:p>
+      <w:pPr>
+        <w:pStyle w:val="NoSpacing"/>
+        <w:ind w:left="113"/>
+        <w:rPr>
           <w:rStyle w:val="Strong"/>
           <w:rFonts w:ascii="Cambria" w:eastAsiaTheme="majorEastAsia" w:hAnsi="Cambria"/>
         </w:rPr>
       </w:pPr>
-      <w:r>
+    </w:p>
+    <w:p>
+      <w:pPr>
+        <w:pStyle w:val="NoSpacing"/>
+        <w:ind w:left="113" w:right="340"/>
         <w:rPr>
           <w:rStyle w:val="Strong"/>
           <w:rFonts w:ascii="Cambria" w:eastAsiaTheme="majorEastAsia" w:hAnsi="Cambria"/>
         </w:rPr>
-        <w:t>Client: Wells Fargo | Banking Domain</w:t>
-      </w:r>
-    </w:p>
-    <w:p>
-      <w:pPr>
-        <w:pStyle w:val="NoSpacing"/>
-        <w:ind w:left="113"/>
+      </w:pPr>
+      <w:r>
         <w:rPr>
           <w:rStyle w:val="Strong"/>
           <w:rFonts w:ascii="Cambria" w:eastAsiaTheme="majorEastAsia" w:hAnsi="Cambria"/>
-        </w:rPr>
-      </w:pPr>
-      <w:r>
-        <w:rPr>
-          <w:rStyle w:val="Strong"/>
-          <w:rFonts w:ascii="Cambria" w:eastAsiaTheme="majorEastAsia" w:hAnsi="Cambria"/>
-        </w:rPr>
-        <w:t xml:space="preserve">Application: </w:t>
-      </w:r>
-      <w:r>
-        <w:rPr>
-          <w:rStyle w:val="Strong"/>
-          <w:rFonts w:ascii="Cambria" w:eastAsiaTheme="majorEastAsia" w:hAnsi="Cambria"/>
-          <w:b w:val="0"/>
-          <w:bCs w:val="0"/>
-          <w:i/>
-          <w:iCs/>
-          <w:sz w:val="20"/>
-          <w:szCs w:val="20"/>
-        </w:rPr>
-        <w:t>Service Vision Platform</w:t>
-      </w:r>
-      <w:r>
-        <w:rPr>
-          <w:rStyle w:val="Strong"/>
-          <w:rFonts w:ascii="Cambria" w:eastAsiaTheme="majorEastAsia" w:hAnsi="Cambria"/>
-          <w:b w:val="0"/>
-          <w:bCs w:val="0"/>
-          <w:i/>
-          <w:iCs/>
-          <w:sz w:val="20"/>
-          <w:szCs w:val="20"/>
-        </w:rPr>
-        <w:t xml:space="preserve"> </w:t>
-      </w:r>
-      <w:r>
-        <w:rPr>
-          <w:rStyle w:val="Strong"/>
-          <w:rFonts w:ascii="Cambria" w:eastAsiaTheme="majorEastAsia" w:hAnsi="Cambria"/>
-          <w:b w:val="0"/>
-          <w:bCs w:val="0"/>
-          <w:i/>
-          <w:iCs/>
-          <w:sz w:val="20"/>
-          <w:szCs w:val="20"/>
-        </w:rPr>
-        <w:t>(SVP)</w:t>
-      </w:r>
-    </w:p>
-    <w:p>
-      <w:pPr>
-        <w:pStyle w:val="NormalWeb"/>
-        <w:ind w:left="191"/>
-        <w:rPr>
-          <w:rStyle w:val="Strong"/>
-          <w:rFonts w:ascii="Cambria" w:eastAsiaTheme="majorEastAsia" w:hAnsi="Cambria"/>
-          <w:sz w:val="22"/>
-          <w:szCs w:val="22"/>
-        </w:rPr>
-      </w:pPr>
-      <w:r>
-        <w:rPr>
-          <w:rStyle w:val="Strong"/>
-          <w:rFonts w:ascii="Cambria" w:eastAsiaTheme="majorEastAsia" w:hAnsi="Cambria"/>
-          <w:sz w:val="22"/>
-          <w:szCs w:val="22"/>
         </w:rPr>
         <w:t>Responsibilities:</w:t>
       </w:r>
@@ -538,6 +615,8 @@
           <w:numId w:val="15"/>
         </w:numPr>
         <w:spacing w:after="0" w:line="276" w:lineRule="auto"/>
+        <w:ind w:right="340"/>
+        <w:jc w:val="both"/>
         <w:rPr>
           <w:rFonts w:ascii="Cambria" w:eastAsia="Times New Roman" w:hAnsi="Cambria" w:cs="Times New Roman"/>
           <w:i/>
@@ -560,7 +639,7 @@
           <w:lang w:eastAsia="en-IN"/>
           <w14:ligatures w14:val="none"/>
         </w:rPr>
-        <w:t xml:space="preserve">Improved service interoperability and API </w:t>
+        <w:t>Developed and enhanced RESTful services using Java</w:t>
       </w:r>
       <w:r>
         <w:rPr>
@@ -573,7 +652,7 @@
           <w:lang w:eastAsia="en-IN"/>
           <w14:ligatures w14:val="none"/>
         </w:rPr>
-        <w:t>modernisation</w:t>
+        <w:t xml:space="preserve"> </w:t>
       </w:r>
       <w:r>
         <w:rPr>
@@ -586,93 +665,7 @@
           <w:lang w:eastAsia="en-IN"/>
           <w14:ligatures w14:val="none"/>
         </w:rPr>
-        <w:t xml:space="preserve"> by migrating legacy </w:t>
-      </w:r>
-      <w:r>
-        <w:rPr>
-          <w:rFonts w:ascii="Cambria" w:eastAsia="Times New Roman" w:hAnsi="Cambria" w:cs="Times New Roman"/>
-          <w:b/>
-          <w:bCs/>
-          <w:i/>
-          <w:iCs/>
-          <w:kern w:val="0"/>
-          <w:sz w:val="20"/>
-          <w:szCs w:val="20"/>
-          <w:lang w:eastAsia="en-IN"/>
-          <w14:ligatures w14:val="none"/>
-        </w:rPr>
-        <w:t>SOAP web services to REST APIs</w:t>
-      </w:r>
-      <w:r>
-        <w:rPr>
-          <w:rFonts w:ascii="Cambria" w:eastAsia="Times New Roman" w:hAnsi="Cambria" w:cs="Times New Roman"/>
-          <w:i/>
-          <w:iCs/>
-          <w:kern w:val="0"/>
-          <w:sz w:val="20"/>
-          <w:szCs w:val="20"/>
-          <w:lang w:eastAsia="en-IN"/>
-          <w14:ligatures w14:val="none"/>
-        </w:rPr>
-        <w:t xml:space="preserve"> using </w:t>
-      </w:r>
-      <w:r>
-        <w:rPr>
-          <w:rFonts w:ascii="Cambria" w:eastAsia="Times New Roman" w:hAnsi="Cambria" w:cs="Times New Roman"/>
-          <w:b/>
-          <w:bCs/>
-          <w:i/>
-          <w:iCs/>
-          <w:kern w:val="0"/>
-          <w:sz w:val="20"/>
-          <w:szCs w:val="20"/>
-          <w:lang w:eastAsia="en-IN"/>
-          <w14:ligatures w14:val="none"/>
-        </w:rPr>
-        <w:t xml:space="preserve">Spring Boot, Spring MVC, and </w:t>
-      </w:r>
-      <w:r>
-        <w:rPr>
-          <w:rFonts w:ascii="Cambria" w:eastAsia="Times New Roman" w:hAnsi="Cambria" w:cs="Times New Roman"/>
-          <w:b/>
-          <w:bCs/>
-          <w:i/>
-          <w:iCs/>
-          <w:kern w:val="0"/>
-          <w:sz w:val="20"/>
-          <w:szCs w:val="20"/>
-          <w:lang w:eastAsia="en-IN"/>
-          <w14:ligatures w14:val="none"/>
-        </w:rPr>
-        <w:t xml:space="preserve">a </w:t>
-      </w:r>
-      <w:r>
-        <w:rPr>
-          <w:rFonts w:ascii="Cambria" w:eastAsia="Times New Roman" w:hAnsi="Cambria" w:cs="Times New Roman"/>
-          <w:b/>
-          <w:bCs/>
-          <w:i/>
-          <w:iCs/>
-          <w:kern w:val="0"/>
-          <w:sz w:val="20"/>
-          <w:szCs w:val="20"/>
-          <w:lang w:eastAsia="en-IN"/>
-          <w14:ligatures w14:val="none"/>
-        </w:rPr>
-        <w:t>monolithic architecture</w:t>
-      </w:r>
-      <w:r>
-        <w:rPr>
-          <w:rFonts w:ascii="Cambria" w:eastAsia="Times New Roman" w:hAnsi="Cambria" w:cs="Times New Roman"/>
-          <w:i/>
-          <w:iCs/>
-          <w:kern w:val="0"/>
-          <w:sz w:val="20"/>
-          <w:szCs w:val="20"/>
-          <w:lang w:eastAsia="en-IN"/>
-          <w14:ligatures w14:val="none"/>
-        </w:rPr>
-        <w:t xml:space="preserve"> following REST design principles and HTTP methods. </w:t>
+        <w:t>and Spring MVC as part of large-scale API modernization initiatives.</w:t>
       </w:r>
     </w:p>
     <w:p>
@@ -683,6 +676,8 @@
           <w:numId w:val="15"/>
         </w:numPr>
         <w:spacing w:after="0" w:line="276" w:lineRule="auto"/>
+        <w:ind w:right="340"/>
+        <w:jc w:val="both"/>
         <w:rPr>
           <w:rFonts w:ascii="Cambria" w:eastAsia="Times New Roman" w:hAnsi="Cambria" w:cs="Times New Roman"/>
           <w:i/>
@@ -705,63 +700,7 @@
           <w:lang w:eastAsia="en-IN"/>
           <w14:ligatures w14:val="none"/>
         </w:rPr>
-        <w:t xml:space="preserve">Enhanced backend data transformation accuracy and maintainability by developing reusable utility/service layers, </w:t>
-      </w:r>
-      <w:r>
-        <w:rPr>
-          <w:rFonts w:ascii="Cambria" w:eastAsia="Times New Roman" w:hAnsi="Cambria" w:cs="Times New Roman"/>
-          <w:b/>
-          <w:bCs/>
-          <w:i/>
-          <w:iCs/>
-          <w:kern w:val="0"/>
-          <w:sz w:val="20"/>
-          <w:szCs w:val="20"/>
-          <w:lang w:eastAsia="en-IN"/>
-          <w14:ligatures w14:val="none"/>
-        </w:rPr>
-        <w:t>XML-to-JSON mappings</w:t>
-      </w:r>
-      <w:r>
-        <w:rPr>
-          <w:rFonts w:ascii="Cambria" w:eastAsia="Times New Roman" w:hAnsi="Cambria" w:cs="Times New Roman"/>
-          <w:i/>
-          <w:iCs/>
-          <w:kern w:val="0"/>
-          <w:sz w:val="20"/>
-          <w:szCs w:val="20"/>
-          <w:lang w:eastAsia="en-IN"/>
-          <w14:ligatures w14:val="none"/>
-        </w:rPr>
-        <w:t xml:space="preserve">, and applying clean coding and basic </w:t>
-      </w:r>
-      <w:r>
-        <w:rPr>
-          <w:rFonts w:ascii="Cambria" w:eastAsia="Times New Roman" w:hAnsi="Cambria" w:cs="Times New Roman"/>
-          <w:b/>
-          <w:bCs/>
-          <w:i/>
-          <w:iCs/>
-          <w:kern w:val="0"/>
-          <w:sz w:val="20"/>
-          <w:szCs w:val="20"/>
-          <w:lang w:eastAsia="en-IN"/>
-          <w14:ligatures w14:val="none"/>
-        </w:rPr>
-        <w:t>SOLID principles</w:t>
-      </w:r>
-      <w:r>
-        <w:rPr>
-          <w:rFonts w:ascii="Cambria" w:eastAsia="Times New Roman" w:hAnsi="Cambria" w:cs="Times New Roman"/>
-          <w:i/>
-          <w:iCs/>
-          <w:kern w:val="0"/>
-          <w:sz w:val="20"/>
-          <w:szCs w:val="20"/>
-          <w:lang w:eastAsia="en-IN"/>
-          <w14:ligatures w14:val="none"/>
-        </w:rPr>
-        <w:t xml:space="preserve"> using Java. </w:t>
+        <w:t>Migrated legacy SOAP web services (Apache Axis) to REST APIs and Apache CXF-based services, improving service maintainability and interoperability.</w:t>
       </w:r>
     </w:p>
     <w:p>
@@ -772,6 +711,8 @@
           <w:numId w:val="15"/>
         </w:numPr>
         <w:spacing w:after="0" w:line="276" w:lineRule="auto"/>
+        <w:ind w:right="340"/>
+        <w:jc w:val="both"/>
         <w:rPr>
           <w:rFonts w:ascii="Cambria" w:eastAsia="Times New Roman" w:hAnsi="Cambria" w:cs="Times New Roman"/>
           <w:i/>
@@ -794,35 +735,7 @@
           <w:lang w:eastAsia="en-IN"/>
           <w14:ligatures w14:val="none"/>
         </w:rPr>
-        <w:t xml:space="preserve">Improved application reliability and reduced defect leakage by implementing </w:t>
-      </w:r>
-      <w:r>
-        <w:rPr>
-          <w:rFonts w:ascii="Cambria" w:eastAsia="Times New Roman" w:hAnsi="Cambria" w:cs="Times New Roman"/>
-          <w:b/>
-          <w:bCs/>
-          <w:i/>
-          <w:iCs/>
-          <w:kern w:val="0"/>
-          <w:sz w:val="20"/>
-          <w:szCs w:val="20"/>
-          <w:lang w:eastAsia="en-IN"/>
-          <w14:ligatures w14:val="none"/>
-        </w:rPr>
-        <w:t>JUnit-based unit testing</w:t>
-      </w:r>
-      <w:r>
-        <w:rPr>
-          <w:rFonts w:ascii="Cambria" w:eastAsia="Times New Roman" w:hAnsi="Cambria" w:cs="Times New Roman"/>
-          <w:i/>
-          <w:iCs/>
-          <w:kern w:val="0"/>
-          <w:sz w:val="20"/>
-          <w:szCs w:val="20"/>
-          <w:lang w:eastAsia="en-IN"/>
-          <w14:ligatures w14:val="none"/>
-        </w:rPr>
-        <w:t xml:space="preserve">, exception handling, and API validation for backend business services. </w:t>
+        <w:t>Designed reusable utility and service-layer components for XML-to-JSON transformation, request-response mapping, and business logic implementation.</w:t>
       </w:r>
     </w:p>
     <w:p>
@@ -833,6 +746,8 @@
           <w:numId w:val="15"/>
         </w:numPr>
         <w:spacing w:after="0" w:line="276" w:lineRule="auto"/>
+        <w:ind w:right="340"/>
+        <w:jc w:val="both"/>
         <w:rPr>
           <w:rFonts w:ascii="Cambria" w:eastAsia="Times New Roman" w:hAnsi="Cambria" w:cs="Times New Roman"/>
           <w:i/>
@@ -855,35 +770,7 @@
           <w:lang w:eastAsia="en-IN"/>
           <w14:ligatures w14:val="none"/>
         </w:rPr>
-        <w:t xml:space="preserve">Reduced manual regression effort and increased automation coverage by developing automation frameworks using </w:t>
-      </w:r>
-      <w:r>
-        <w:rPr>
-          <w:rFonts w:ascii="Cambria" w:eastAsia="Times New Roman" w:hAnsi="Cambria" w:cs="Times New Roman"/>
-          <w:b/>
-          <w:bCs/>
-          <w:i/>
-          <w:iCs/>
-          <w:kern w:val="0"/>
-          <w:sz w:val="20"/>
-          <w:szCs w:val="20"/>
-          <w:lang w:eastAsia="en-IN"/>
-          <w14:ligatures w14:val="none"/>
-        </w:rPr>
-        <w:t>Selenium WebDriver (Java), TestNG, Playwright, Cucumber, and Page Object Model (POM)</w:t>
-      </w:r>
-      <w:r>
-        <w:rPr>
-          <w:rFonts w:ascii="Cambria" w:eastAsia="Times New Roman" w:hAnsi="Cambria" w:cs="Times New Roman"/>
-          <w:i/>
-          <w:iCs/>
-          <w:kern w:val="0"/>
-          <w:sz w:val="20"/>
-          <w:szCs w:val="20"/>
-          <w:lang w:eastAsia="en-IN"/>
-          <w14:ligatures w14:val="none"/>
-        </w:rPr>
-        <w:t xml:space="preserve"> with data-driven testing practices. </w:t>
+        <w:t>Applied Object-Oriented Programming principles and clean coding standards to develop scalable and maintainable backend applications.</w:t>
       </w:r>
     </w:p>
     <w:p>
@@ -894,6 +781,8 @@
           <w:numId w:val="15"/>
         </w:numPr>
         <w:spacing w:after="0" w:line="276" w:lineRule="auto"/>
+        <w:ind w:right="340"/>
+        <w:jc w:val="both"/>
         <w:rPr>
           <w:rFonts w:ascii="Cambria" w:eastAsia="Times New Roman" w:hAnsi="Cambria" w:cs="Times New Roman"/>
           <w:i/>
@@ -916,7 +805,7 @@
           <w:lang w:eastAsia="en-IN"/>
           <w14:ligatures w14:val="none"/>
         </w:rPr>
-        <w:t>Improved API validation efficiency through automation of regression and functional test cases.</w:t>
+        <w:t>Developed JUnit test cases for business services, improving code quality, reliability, and defect prevention.</w:t>
       </w:r>
     </w:p>
     <w:p>
@@ -927,6 +816,8 @@
           <w:numId w:val="15"/>
         </w:numPr>
         <w:spacing w:after="0" w:line="276" w:lineRule="auto"/>
+        <w:ind w:right="340"/>
+        <w:jc w:val="both"/>
         <w:rPr>
           <w:rFonts w:ascii="Cambria" w:eastAsia="Times New Roman" w:hAnsi="Cambria" w:cs="Times New Roman"/>
           <w:i/>
@@ -949,63 +840,7 @@
           <w:lang w:eastAsia="en-IN"/>
           <w14:ligatures w14:val="none"/>
         </w:rPr>
-        <w:t xml:space="preserve">Improved testing efficiency and validation traceability by creating and maintaining </w:t>
-      </w:r>
-      <w:r>
-        <w:rPr>
-          <w:rFonts w:ascii="Cambria" w:eastAsia="Times New Roman" w:hAnsi="Cambria" w:cs="Times New Roman"/>
-          <w:b/>
-          <w:bCs/>
-          <w:i/>
-          <w:iCs/>
-          <w:kern w:val="0"/>
-          <w:sz w:val="20"/>
-          <w:szCs w:val="20"/>
-          <w:lang w:eastAsia="en-IN"/>
-          <w14:ligatures w14:val="none"/>
-        </w:rPr>
-        <w:t>Manual and Gherkin test cases</w:t>
-      </w:r>
-      <w:r>
-        <w:rPr>
-          <w:rFonts w:ascii="Cambria" w:eastAsia="Times New Roman" w:hAnsi="Cambria" w:cs="Times New Roman"/>
-          <w:i/>
-          <w:iCs/>
-          <w:kern w:val="0"/>
-          <w:sz w:val="20"/>
-          <w:szCs w:val="20"/>
-          <w:lang w:eastAsia="en-IN"/>
-          <w14:ligatures w14:val="none"/>
-        </w:rPr>
-        <w:t xml:space="preserve"> in </w:t>
-      </w:r>
-      <w:r>
-        <w:rPr>
-          <w:rFonts w:ascii="Cambria" w:eastAsia="Times New Roman" w:hAnsi="Cambria" w:cs="Times New Roman"/>
-          <w:b/>
-          <w:bCs/>
-          <w:i/>
-          <w:iCs/>
-          <w:kern w:val="0"/>
-          <w:sz w:val="20"/>
-          <w:szCs w:val="20"/>
-          <w:lang w:eastAsia="en-IN"/>
-          <w14:ligatures w14:val="none"/>
-        </w:rPr>
-        <w:t>Octane</w:t>
-      </w:r>
-      <w:r>
-        <w:rPr>
-          <w:rFonts w:ascii="Cambria" w:eastAsia="Times New Roman" w:hAnsi="Cambria" w:cs="Times New Roman"/>
-          <w:i/>
-          <w:iCs/>
-          <w:kern w:val="0"/>
-          <w:sz w:val="20"/>
-          <w:szCs w:val="20"/>
-          <w:lang w:eastAsia="en-IN"/>
-          <w14:ligatures w14:val="none"/>
-        </w:rPr>
-        <w:t xml:space="preserve"> for functional, integration, regression, and cross-browser testing. </w:t>
+        <w:t>Performed API validation, integration testing, and functional testing to ensure successful migration and production readiness.</w:t>
       </w:r>
     </w:p>
     <w:p>
@@ -1013,9 +848,11 @@
         <w:pStyle w:val="ListParagraph"/>
         <w:numPr>
           <w:ilvl w:val="0"/>
-          <w:numId w:val="13"/>
+          <w:numId w:val="15"/>
         </w:numPr>
         <w:spacing w:after="0" w:line="276" w:lineRule="auto"/>
+        <w:ind w:right="340"/>
+        <w:jc w:val="both"/>
         <w:rPr>
           <w:rFonts w:ascii="Cambria" w:eastAsia="Times New Roman" w:hAnsi="Cambria" w:cs="Times New Roman"/>
           <w:i/>
@@ -1038,63 +875,7 @@
           <w:lang w:eastAsia="en-IN"/>
           <w14:ligatures w14:val="none"/>
         </w:rPr>
-        <w:t xml:space="preserve">Strengthened application security compliance and code quality by resolving vulnerabilities identified through </w:t>
-      </w:r>
-      <w:r>
-        <w:rPr>
-          <w:rFonts w:ascii="Cambria" w:eastAsia="Times New Roman" w:hAnsi="Cambria" w:cs="Times New Roman"/>
-          <w:b/>
-          <w:bCs/>
-          <w:i/>
-          <w:iCs/>
-          <w:kern w:val="0"/>
-          <w:sz w:val="20"/>
-          <w:szCs w:val="20"/>
-          <w:lang w:eastAsia="en-IN"/>
-          <w14:ligatures w14:val="none"/>
-        </w:rPr>
-        <w:t>Checkmarx</w:t>
-      </w:r>
-      <w:r>
-        <w:rPr>
-          <w:rFonts w:ascii="Cambria" w:eastAsia="Times New Roman" w:hAnsi="Cambria" w:cs="Times New Roman"/>
-          <w:i/>
-          <w:iCs/>
-          <w:kern w:val="0"/>
-          <w:sz w:val="20"/>
-          <w:szCs w:val="20"/>
-          <w:lang w:eastAsia="en-IN"/>
-          <w14:ligatures w14:val="none"/>
-        </w:rPr>
-        <w:t xml:space="preserve"> security scans and participating in </w:t>
-      </w:r>
-      <w:r>
-        <w:rPr>
-          <w:rFonts w:ascii="Cambria" w:eastAsia="Times New Roman" w:hAnsi="Cambria" w:cs="Times New Roman"/>
-          <w:b/>
-          <w:bCs/>
-          <w:i/>
-          <w:iCs/>
-          <w:kern w:val="0"/>
-          <w:sz w:val="20"/>
-          <w:szCs w:val="20"/>
-          <w:lang w:eastAsia="en-IN"/>
-          <w14:ligatures w14:val="none"/>
-        </w:rPr>
-        <w:t>code review and pull request workflows</w:t>
-      </w:r>
-      <w:r>
-        <w:rPr>
-          <w:rFonts w:ascii="Cambria" w:eastAsia="Times New Roman" w:hAnsi="Cambria" w:cs="Times New Roman"/>
-          <w:i/>
-          <w:iCs/>
-          <w:kern w:val="0"/>
-          <w:sz w:val="20"/>
-          <w:szCs w:val="20"/>
-          <w:lang w:eastAsia="en-IN"/>
-          <w14:ligatures w14:val="none"/>
-        </w:rPr>
-        <w:t xml:space="preserve"> using GitHub. </w:t>
+        <w:t>Identified and resolved security vulnerabilities reported by Checkmarx, implementing secure coding practices and ensuring compliance with enterprise security standards.</w:t>
       </w:r>
     </w:p>
     <w:p>
@@ -1102,12 +883,13 @@
         <w:pStyle w:val="ListParagraph"/>
         <w:numPr>
           <w:ilvl w:val="0"/>
-          <w:numId w:val="14"/>
+          <w:numId w:val="15"/>
         </w:numPr>
-        <w:spacing w:before="100" w:beforeAutospacing="1" w:after="100" w:afterAutospacing="1" w:line="276" w:lineRule="auto"/>
-        <w:outlineLvl w:val="2"/>
-        <w:rPr>
-          <w:rFonts w:ascii="Cambria" w:eastAsia="Times New Roman" w:hAnsi="Cambria" w:cstheme="minorHAnsi"/>
+        <w:spacing w:after="0" w:line="276" w:lineRule="auto"/>
+        <w:ind w:right="340"/>
+        <w:jc w:val="both"/>
+        <w:rPr>
+          <w:rFonts w:ascii="Cambria" w:eastAsia="Times New Roman" w:hAnsi="Cambria" w:cs="Times New Roman"/>
           <w:i/>
           <w:iCs/>
           <w:kern w:val="0"/>
@@ -1128,13 +910,12 @@
           <w:lang w:eastAsia="en-IN"/>
           <w14:ligatures w14:val="none"/>
         </w:rPr>
-        <w:t xml:space="preserve">Improved sprint delivery efficiency by working in </w:t>
-      </w:r>
+        <w:t xml:space="preserve">Utilized GitHub and </w:t>
+      </w:r>
+      <w:proofErr w:type="spellStart"/>
       <w:r>
         <w:rPr>
           <w:rFonts w:ascii="Cambria" w:eastAsia="Times New Roman" w:hAnsi="Cambria" w:cs="Times New Roman"/>
-          <w:b/>
-          <w:bCs/>
           <w:i/>
           <w:iCs/>
           <w:kern w:val="0"/>
@@ -1143,8 +924,9 @@
           <w:lang w:eastAsia="en-IN"/>
           <w14:ligatures w14:val="none"/>
         </w:rPr>
-        <w:t>Agile (Scrum)</w:t>
-      </w:r>
+        <w:t>GitSaaS</w:t>
+      </w:r>
+      <w:proofErr w:type="spellEnd"/>
       <w:r>
         <w:rPr>
           <w:rFonts w:ascii="Cambria" w:eastAsia="Times New Roman" w:hAnsi="Cambria" w:cs="Times New Roman"/>
@@ -1156,13 +938,21 @@
           <w:lang w:eastAsia="en-IN"/>
           <w14:ligatures w14:val="none"/>
         </w:rPr>
-        <w:t xml:space="preserve"> environments using </w:t>
-      </w:r>
-      <w:r>
+        <w:t xml:space="preserve"> repositories for source code management, branching strategies, pull requests, version control, and code reviews.</w:t>
+      </w:r>
+    </w:p>
+    <w:p>
+      <w:pPr>
+        <w:pStyle w:val="ListParagraph"/>
+        <w:numPr>
+          <w:ilvl w:val="0"/>
+          <w:numId w:val="15"/>
+        </w:numPr>
+        <w:spacing w:after="0" w:line="276" w:lineRule="auto"/>
+        <w:ind w:right="340"/>
+        <w:jc w:val="both"/>
         <w:rPr>
           <w:rFonts w:ascii="Cambria" w:eastAsia="Times New Roman" w:hAnsi="Cambria" w:cs="Times New Roman"/>
-          <w:b/>
-          <w:bCs/>
           <w:i/>
           <w:iCs/>
           <w:kern w:val="0"/>
@@ -1171,8 +961,7 @@
           <w:lang w:eastAsia="en-IN"/>
           <w14:ligatures w14:val="none"/>
         </w:rPr>
-        <w:t>JIRA</w:t>
-      </w:r>
+      </w:pPr>
       <w:r>
         <w:rPr>
           <w:rFonts w:ascii="Cambria" w:eastAsia="Times New Roman" w:hAnsi="Cambria" w:cs="Times New Roman"/>
@@ -1184,12 +973,100 @@
           <w:lang w:eastAsia="en-IN"/>
           <w14:ligatures w14:val="none"/>
         </w:rPr>
-        <w:t>, defect triage, and version control best practices.</w:t>
-      </w:r>
+        <w:t>Collaborated with cross-functional Agile teams, actively participating in sprint planning, daily stand-ups, retrospectives, and defect triage activities.</w:t>
+      </w:r>
+    </w:p>
+    <w:p>
+      <w:pPr>
+        <w:pStyle w:val="ListParagraph"/>
+        <w:numPr>
+          <w:ilvl w:val="0"/>
+          <w:numId w:val="15"/>
+        </w:numPr>
+        <w:spacing w:after="0" w:line="276" w:lineRule="auto"/>
+        <w:ind w:right="340"/>
+        <w:jc w:val="both"/>
+        <w:rPr>
+          <w:rFonts w:ascii="Cambria" w:eastAsia="Times New Roman" w:hAnsi="Cambria" w:cs="Times New Roman"/>
+          <w:i/>
+          <w:iCs/>
+          <w:kern w:val="0"/>
+          <w:sz w:val="20"/>
+          <w:szCs w:val="20"/>
+          <w:lang w:eastAsia="en-IN"/>
+          <w14:ligatures w14:val="none"/>
+        </w:rPr>
+      </w:pPr>
+      <w:r>
+        <w:rPr>
+          <w:rFonts w:ascii="Cambria" w:eastAsia="Times New Roman" w:hAnsi="Cambria" w:cs="Times New Roman"/>
+          <w:i/>
+          <w:iCs/>
+          <w:kern w:val="0"/>
+          <w:sz w:val="20"/>
+          <w:szCs w:val="20"/>
+          <w:lang w:eastAsia="en-IN"/>
+          <w14:ligatures w14:val="none"/>
+        </w:rPr>
+        <w:t>Created and maintained Manual, Functional, Integration, and BDD test cases using OpenText Octane.</w:t>
+      </w:r>
+    </w:p>
+    <w:p>
+      <w:pPr>
+        <w:pStyle w:val="ListParagraph"/>
+        <w:numPr>
+          <w:ilvl w:val="0"/>
+          <w:numId w:val="15"/>
+        </w:numPr>
+        <w:spacing w:after="0" w:line="276" w:lineRule="auto"/>
+        <w:ind w:right="340"/>
+        <w:jc w:val="both"/>
+        <w:rPr>
+          <w:rFonts w:ascii="Cambria" w:eastAsia="Times New Roman" w:hAnsi="Cambria" w:cs="Times New Roman"/>
+          <w:i/>
+          <w:iCs/>
+          <w:kern w:val="0"/>
+          <w:sz w:val="20"/>
+          <w:szCs w:val="20"/>
+          <w:lang w:eastAsia="en-IN"/>
+          <w14:ligatures w14:val="none"/>
+        </w:rPr>
+      </w:pPr>
+      <w:r>
+        <w:rPr>
+          <w:rFonts w:ascii="Cambria" w:eastAsia="Times New Roman" w:hAnsi="Cambria" w:cs="Times New Roman"/>
+          <w:i/>
+          <w:iCs/>
+          <w:kern w:val="0"/>
+          <w:sz w:val="20"/>
+          <w:szCs w:val="20"/>
+          <w:lang w:eastAsia="en-IN"/>
+          <w14:ligatures w14:val="none"/>
+        </w:rPr>
+        <w:t>Developed automation frameworks using Selenium WebDriver, TestNG, Playwright, Cucumber, and Page Object Model (POM) to improve regression testing efficiency.</w:t>
+      </w:r>
+    </w:p>
+    <w:p>
+      <w:pPr>
+        <w:pStyle w:val="ListParagraph"/>
+        <w:spacing w:after="0" w:line="276" w:lineRule="auto"/>
+        <w:rPr>
+          <w:rFonts w:ascii="Cambria" w:eastAsia="Times New Roman" w:hAnsi="Cambria" w:cs="Times New Roman"/>
+          <w:i/>
+          <w:iCs/>
+          <w:kern w:val="0"/>
+          <w:sz w:val="20"/>
+          <w:szCs w:val="20"/>
+          <w:lang w:eastAsia="en-IN"/>
+          <w14:ligatures w14:val="none"/>
+        </w:rPr>
+      </w:pPr>
     </w:p>
     <w:p>
       <w:pPr>
         <w:spacing w:before="100" w:beforeAutospacing="1" w:after="100" w:afterAutospacing="1" w:line="240" w:lineRule="auto"/>
+        <w:ind w:right="340"/>
+        <w:jc w:val="both"/>
         <w:outlineLvl w:val="2"/>
         <w:rPr>
           <w:rFonts w:ascii="Cambria" w:eastAsia="Times New Roman" w:hAnsi="Cambria" w:cs="Times New Roman"/>
@@ -1236,6 +1113,8 @@
           <w:numId w:val="9"/>
         </w:numPr>
         <w:spacing w:before="100" w:beforeAutospacing="1" w:after="100" w:afterAutospacing="1" w:line="276" w:lineRule="auto"/>
+        <w:ind w:right="340"/>
+        <w:jc w:val="both"/>
         <w:rPr>
           <w:rFonts w:ascii="Cambria" w:eastAsia="Times New Roman" w:hAnsi="Cambria" w:cs="Times New Roman"/>
           <w:i/>
@@ -1296,6 +1175,8 @@
           <w:numId w:val="9"/>
         </w:numPr>
         <w:spacing w:before="100" w:beforeAutospacing="1" w:after="100" w:afterAutospacing="1" w:line="276" w:lineRule="auto"/>
+        <w:ind w:right="340"/>
+        <w:jc w:val="both"/>
         <w:rPr>
           <w:rFonts w:ascii="Cambria" w:eastAsia="Times New Roman" w:hAnsi="Cambria" w:cs="Times New Roman"/>
           <w:i/>
@@ -1356,6 +1237,8 @@
           <w:numId w:val="9"/>
         </w:numPr>
         <w:spacing w:before="100" w:beforeAutospacing="1" w:after="100" w:afterAutospacing="1" w:line="276" w:lineRule="auto"/>
+        <w:ind w:right="340"/>
+        <w:jc w:val="both"/>
         <w:rPr>
           <w:rFonts w:ascii="Cambria" w:eastAsia="Times New Roman" w:hAnsi="Cambria" w:cs="Times New Roman"/>
           <w:i/>
@@ -1416,6 +1299,8 @@
           <w:numId w:val="9"/>
         </w:numPr>
         <w:spacing w:before="100" w:beforeAutospacing="1" w:after="100" w:afterAutospacing="1" w:line="276" w:lineRule="auto"/>
+        <w:ind w:right="340"/>
+        <w:jc w:val="both"/>
         <w:rPr>
           <w:rFonts w:ascii="Cambria" w:eastAsia="Times New Roman" w:hAnsi="Cambria" w:cs="Times New Roman"/>
           <w:i/>
@@ -1476,6 +1361,8 @@
           <w:numId w:val="9"/>
         </w:numPr>
         <w:spacing w:before="100" w:beforeAutospacing="1" w:after="100" w:afterAutospacing="1" w:line="276" w:lineRule="auto"/>
+        <w:ind w:right="340"/>
+        <w:jc w:val="both"/>
         <w:rPr>
           <w:rFonts w:ascii="Cambria" w:eastAsia="Times New Roman" w:hAnsi="Cambria" w:cs="Times New Roman"/>
           <w:i/>
@@ -1498,7 +1385,20 @@
           <w:lang w:eastAsia="en-IN"/>
           <w14:ligatures w14:val="none"/>
         </w:rPr>
-        <w:t xml:space="preserve">Applied </w:t>
+        <w:t>U</w:t>
+      </w:r>
+      <w:r>
+        <w:rPr>
+          <w:rFonts w:ascii="Cambria" w:eastAsia="Times New Roman" w:hAnsi="Cambria" w:cs="Times New Roman"/>
+          <w:i/>
+          <w:iCs/>
+          <w:kern w:val="0"/>
+          <w:sz w:val="20"/>
+          <w:szCs w:val="20"/>
+          <w:lang w:eastAsia="en-IN"/>
+          <w14:ligatures w14:val="none"/>
+        </w:rPr>
+        <w:t xml:space="preserve">nit test cases using </w:t>
       </w:r>
       <w:r>
         <w:rPr>
@@ -1513,7 +1413,7 @@
           <w:lang w:eastAsia="en-IN"/>
           <w14:ligatures w14:val="none"/>
         </w:rPr>
-        <w:t>exception handling and clean coding practices</w:t>
+        <w:t>JUnit and Mockito</w:t>
       </w:r>
       <w:r>
         <w:rPr>
@@ -1536,6 +1436,8 @@
           <w:numId w:val="9"/>
         </w:numPr>
         <w:spacing w:before="100" w:beforeAutospacing="1" w:after="100" w:afterAutospacing="1" w:line="276" w:lineRule="auto"/>
+        <w:ind w:right="340"/>
+        <w:jc w:val="both"/>
         <w:rPr>
           <w:rFonts w:ascii="Cambria" w:eastAsia="Times New Roman" w:hAnsi="Cambria" w:cs="Times New Roman"/>
           <w:i/>
@@ -1558,7 +1460,7 @@
           <w:lang w:eastAsia="en-IN"/>
           <w14:ligatures w14:val="none"/>
         </w:rPr>
-        <w:t xml:space="preserve">Wrote unit test cases using </w:t>
+        <w:t xml:space="preserve">Used </w:t>
       </w:r>
       <w:r>
         <w:rPr>
@@ -1573,7 +1475,7 @@
           <w:lang w:eastAsia="en-IN"/>
           <w14:ligatures w14:val="none"/>
         </w:rPr>
-        <w:t>JUnit and Mockito</w:t>
+        <w:t>Git</w:t>
       </w:r>
       <w:r>
         <w:rPr>
@@ -1586,7 +1488,7 @@
           <w:lang w:eastAsia="en-IN"/>
           <w14:ligatures w14:val="none"/>
         </w:rPr>
-        <w:t xml:space="preserve">. </w:t>
+        <w:t xml:space="preserve"> for version control and collaboration. </w:t>
       </w:r>
     </w:p>
     <w:p>
@@ -1596,6 +1498,8 @@
           <w:numId w:val="9"/>
         </w:numPr>
         <w:spacing w:before="100" w:beforeAutospacing="1" w:after="100" w:afterAutospacing="1" w:line="276" w:lineRule="auto"/>
+        <w:ind w:right="340"/>
+        <w:jc w:val="both"/>
         <w:rPr>
           <w:rFonts w:ascii="Cambria" w:eastAsia="Times New Roman" w:hAnsi="Cambria" w:cs="Times New Roman"/>
           <w:i/>
@@ -1618,13 +1522,14 @@
           <w:lang w:eastAsia="en-IN"/>
           <w14:ligatures w14:val="none"/>
         </w:rPr>
-        <w:t xml:space="preserve">Used </w:t>
-      </w:r>
-      <w:r>
+        <w:t>Deployed application locally and monitored performance.</w:t>
+      </w:r>
+    </w:p>
+    <w:p>
+      <w:pPr>
+        <w:spacing w:before="100" w:beforeAutospacing="1" w:after="100" w:afterAutospacing="1" w:line="276" w:lineRule="auto"/>
         <w:rPr>
           <w:rFonts w:ascii="Cambria" w:eastAsia="Times New Roman" w:hAnsi="Cambria" w:cs="Times New Roman"/>
-          <w:b/>
-          <w:bCs/>
           <w:i/>
           <w:iCs/>
           <w:kern w:val="0"/>
@@ -1633,9 +1538,11 @@
           <w:lang w:eastAsia="en-IN"/>
           <w14:ligatures w14:val="none"/>
         </w:rPr>
-        <w:t>Git</w:t>
-      </w:r>
-      <w:r>
+      </w:pPr>
+    </w:p>
+    <w:p>
+      <w:pPr>
+        <w:spacing w:before="100" w:beforeAutospacing="1" w:after="100" w:afterAutospacing="1" w:line="276" w:lineRule="auto"/>
         <w:rPr>
           <w:rFonts w:ascii="Cambria" w:eastAsia="Times New Roman" w:hAnsi="Cambria" w:cs="Times New Roman"/>
           <w:i/>
@@ -1646,40 +1553,7 @@
           <w:lang w:eastAsia="en-IN"/>
           <w14:ligatures w14:val="none"/>
         </w:rPr>
-        <w:t xml:space="preserve"> for version control and collaboration. </w:t>
-      </w:r>
-    </w:p>
-    <w:p>
-      <w:pPr>
-        <w:numPr>
-          <w:ilvl w:val="0"/>
-          <w:numId w:val="9"/>
-        </w:numPr>
-        <w:spacing w:before="100" w:beforeAutospacing="1" w:after="100" w:afterAutospacing="1" w:line="276" w:lineRule="auto"/>
-        <w:rPr>
-          <w:rFonts w:ascii="Cambria" w:eastAsia="Times New Roman" w:hAnsi="Cambria" w:cs="Times New Roman"/>
-          <w:i/>
-          <w:iCs/>
-          <w:kern w:val="0"/>
-          <w:sz w:val="20"/>
-          <w:szCs w:val="20"/>
-          <w:lang w:eastAsia="en-IN"/>
-          <w14:ligatures w14:val="none"/>
-        </w:rPr>
-      </w:pPr>
-      <w:r>
-        <w:rPr>
-          <w:rFonts w:ascii="Cambria" w:eastAsia="Times New Roman" w:hAnsi="Cambria" w:cs="Times New Roman"/>
-          <w:i/>
-          <w:iCs/>
-          <w:kern w:val="0"/>
-          <w:sz w:val="20"/>
-          <w:szCs w:val="20"/>
-          <w:lang w:eastAsia="en-IN"/>
-          <w14:ligatures w14:val="none"/>
-        </w:rPr>
-        <w:t>Deployed application locally and monitored performance.</w:t>
-      </w:r>
+      </w:pPr>
     </w:p>
     <w:bookmarkStart w:id="1" w:name="Technical_Skills_and_Interests"/>
     <w:bookmarkEnd w:id="1"/>
@@ -1811,9 +1685,9 @@
               </wp:anchor>
             </w:drawing>
           </mc:Choice>
-          <mc:Fallback>
+          <mc:Fallback xmlns:w16cei="http://schemas.microsoft.com/office/word/2026/wordml/cei">
             <w:pict>
-              <v:shape w14:anchorId="5C6F643D" id="Freeform: Shape 1" o:spid="_x0000_s1026" style="position:absolute;margin-left:0;margin-top:16.55pt;width:521.6pt;height:.1pt;z-index:-251654144;visibility:visible;mso-wrap-style:square;mso-width-percent:0;mso-height-percent:0;mso-wrap-distance-left:0;mso-wrap-distance-top:0;mso-wrap-distance-right:0;mso-wrap-distance-bottom:0;mso-position-horizontal:center;mso-position-horizontal-relative:margin;mso-position-vertical:absolute;mso-position-vertical-relative:text;mso-width-percent:0;mso-height-percent:0;mso-width-relative:page;mso-height-relative:page;v-text-anchor:top" coordsize="10432,1270" o:gfxdata="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" path="m,l10431,e" filled="f" strokeweight=".14042mm">
+              <v:shape w14:anchorId="3EE698FF" id="Freeform: Shape 1" o:spid="_x0000_s1026" style="position:absolute;margin-left:0;margin-top:16.55pt;width:521.6pt;height:.1pt;z-index:-251654144;visibility:visible;mso-wrap-style:square;mso-width-percent:0;mso-height-percent:0;mso-wrap-distance-left:0;mso-wrap-distance-top:0;mso-wrap-distance-right:0;mso-wrap-distance-bottom:0;mso-position-horizontal:center;mso-position-horizontal-relative:margin;mso-position-vertical:absolute;mso-position-vertical-relative:text;mso-width-percent:0;mso-height-percent:0;mso-width-relative:page;mso-height-relative:page;v-text-anchor:top" coordsize="10432,1270" o:gfxdata="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" path="m,l10431,e" filled="f" strokeweight=".14042mm">
                 <v:path arrowok="t" o:connecttype="custom" o:connectlocs="0,0;6623685,0" o:connectangles="0,0"/>
                 <w10:wrap type="topAndBottom" anchorx="margin"/>
               </v:shape>
@@ -1928,12 +1802,16 @@
           <w:bCs w:val="0"/>
           <w:i/>
           <w:iCs/>
+          <w:sz w:val="20"/>
+          <w:szCs w:val="20"/>
         </w:rPr>
       </w:pPr>
       <w:r>
         <w:rPr>
           <w:rStyle w:val="Strong"/>
           <w:rFonts w:ascii="Cambria" w:hAnsi="Cambria"/>
+          <w:sz w:val="20"/>
+          <w:szCs w:val="20"/>
         </w:rPr>
         <w:t xml:space="preserve">Languages: </w:t>
       </w:r>
@@ -1945,8 +1823,36 @@
           <w:bCs w:val="0"/>
           <w:i/>
           <w:iCs/>
-        </w:rPr>
-        <w:t>Java, HTML</w:t>
+          <w:sz w:val="20"/>
+          <w:szCs w:val="20"/>
+        </w:rPr>
+        <w:t xml:space="preserve">Java, </w:t>
+      </w:r>
+      <w:r>
+        <w:rPr>
+          <w:rStyle w:val="Strong"/>
+          <w:rFonts w:ascii="Cambria" w:hAnsi="Cambria"/>
+          <w:b w:val="0"/>
+          <w:bCs w:val="0"/>
+          <w:i/>
+          <w:iCs/>
+          <w:sz w:val="20"/>
+          <w:szCs w:val="20"/>
+        </w:rPr>
+        <w:t xml:space="preserve">SQL, </w:t>
+      </w:r>
+      <w:r>
+        <w:rPr>
+          <w:rStyle w:val="Strong"/>
+          <w:rFonts w:ascii="Cambria" w:hAnsi="Cambria"/>
+          <w:b w:val="0"/>
+          <w:bCs w:val="0"/>
+          <w:i/>
+          <w:iCs/>
+          <w:sz w:val="20"/>
+          <w:szCs w:val="20"/>
+        </w:rPr>
+        <w:t>HTML</w:t>
       </w:r>
     </w:p>
     <w:p>
@@ -1971,14 +1877,36 @@
           <w:bCs w:val="0"/>
           <w:i/>
           <w:iCs/>
+          <w:sz w:val="20"/>
+          <w:szCs w:val="20"/>
         </w:rPr>
       </w:pPr>
       <w:r>
         <w:rPr>
           <w:rStyle w:val="Strong"/>
           <w:rFonts w:ascii="Cambria" w:hAnsi="Cambria"/>
-        </w:rPr>
-        <w:t xml:space="preserve">Frameworks: </w:t>
+          <w:sz w:val="20"/>
+          <w:szCs w:val="20"/>
+        </w:rPr>
+        <w:t>Frameworks</w:t>
+      </w:r>
+      <w:r>
+        <w:rPr>
+          <w:rStyle w:val="Strong"/>
+          <w:rFonts w:ascii="Cambria" w:hAnsi="Cambria"/>
+          <w:sz w:val="20"/>
+          <w:szCs w:val="20"/>
+        </w:rPr>
+        <w:t xml:space="preserve"> &amp; Technologies</w:t>
+      </w:r>
+      <w:r>
+        <w:rPr>
+          <w:rStyle w:val="Strong"/>
+          <w:rFonts w:ascii="Cambria" w:hAnsi="Cambria"/>
+          <w:sz w:val="20"/>
+          <w:szCs w:val="20"/>
+        </w:rPr>
+        <w:t xml:space="preserve">: </w:t>
       </w:r>
       <w:r>
         <w:rPr>
@@ -1988,8 +1916,196 @@
           <w:bCs w:val="0"/>
           <w:i/>
           <w:iCs/>
+          <w:sz w:val="20"/>
+          <w:szCs w:val="20"/>
         </w:rPr>
         <w:t>Spring Boot, Spring MVC</w:t>
+      </w:r>
+      <w:r>
+        <w:rPr>
+          <w:rStyle w:val="Strong"/>
+          <w:rFonts w:ascii="Cambria" w:hAnsi="Cambria"/>
+          <w:b w:val="0"/>
+          <w:bCs w:val="0"/>
+          <w:i/>
+          <w:iCs/>
+          <w:sz w:val="20"/>
+          <w:szCs w:val="20"/>
+        </w:rPr>
+        <w:t xml:space="preserve">, </w:t>
+      </w:r>
+      <w:r>
+        <w:rPr>
+          <w:rFonts w:ascii="Cambria" w:hAnsi="Cambria"/>
+          <w:i/>
+          <w:iCs/>
+          <w:sz w:val="20"/>
+          <w:szCs w:val="20"/>
+        </w:rPr>
+        <w:t>REST APIs,</w:t>
+      </w:r>
+      <w:r>
+        <w:rPr>
+          <w:rFonts w:ascii="Cambria" w:eastAsia="Times New Roman" w:hAnsi="Cambria" w:cs="Segoe UI"/>
+          <w:kern w:val="0"/>
+          <w:sz w:val="20"/>
+          <w:szCs w:val="20"/>
+          <w:lang w:eastAsia="en-IN"/>
+          <w14:ligatures w14:val="none"/>
+        </w:rPr>
+        <w:t xml:space="preserve"> </w:t>
+      </w:r>
+      <w:r>
+        <w:rPr>
+          <w:rFonts w:ascii="Cambria" w:hAnsi="Cambria"/>
+          <w:i/>
+          <w:iCs/>
+          <w:sz w:val="20"/>
+          <w:szCs w:val="20"/>
+        </w:rPr>
+        <w:t>Microservices (Basic)</w:t>
+      </w:r>
+    </w:p>
+    <w:p>
+      <w:pPr>
+        <w:pStyle w:val="ListParagraph"/>
+        <w:numPr>
+          <w:ilvl w:val="0"/>
+          <w:numId w:val="23"/>
+        </w:numPr>
+        <w:spacing w:after="0" w:line="300" w:lineRule="atLeast"/>
+        <w:rPr>
+          <w:rFonts w:ascii="Cambria" w:eastAsia="Times New Roman" w:hAnsi="Cambria" w:cs="Segoe UI"/>
+          <w:i/>
+          <w:iCs/>
+          <w:kern w:val="0"/>
+          <w:sz w:val="20"/>
+          <w:szCs w:val="20"/>
+          <w:lang w:eastAsia="en-IN"/>
+          <w14:ligatures w14:val="none"/>
+        </w:rPr>
+      </w:pPr>
+      <w:r>
+        <w:rPr>
+          <w:rFonts w:ascii="Cambria" w:eastAsia="Times New Roman" w:hAnsi="Cambria" w:cs="Segoe UI"/>
+          <w:b/>
+          <w:bCs/>
+          <w:kern w:val="0"/>
+          <w:sz w:val="20"/>
+          <w:szCs w:val="20"/>
+          <w:lang w:eastAsia="en-IN"/>
+          <w14:ligatures w14:val="none"/>
+        </w:rPr>
+        <w:t>Testing Frameworks:</w:t>
+      </w:r>
+      <w:r>
+        <w:rPr>
+          <w:rFonts w:ascii="Cambria" w:eastAsia="Times New Roman" w:hAnsi="Cambria" w:cs="Segoe UI"/>
+          <w:kern w:val="0"/>
+          <w:sz w:val="20"/>
+          <w:szCs w:val="20"/>
+          <w:lang w:eastAsia="en-IN"/>
+          <w14:ligatures w14:val="none"/>
+        </w:rPr>
+        <w:t xml:space="preserve"> </w:t>
+      </w:r>
+      <w:r>
+        <w:rPr>
+          <w:rFonts w:ascii="Cambria" w:eastAsia="Times New Roman" w:hAnsi="Cambria" w:cs="Segoe UI"/>
+          <w:i/>
+          <w:iCs/>
+          <w:kern w:val="0"/>
+          <w:sz w:val="20"/>
+          <w:szCs w:val="20"/>
+          <w:lang w:eastAsia="en-IN"/>
+          <w14:ligatures w14:val="none"/>
+        </w:rPr>
+        <w:t>JUnit, Mockito, Selenium WebDriver, Playwright, TestNG, Cucumber</w:t>
+      </w:r>
+    </w:p>
+    <w:p>
+      <w:pPr>
+        <w:pStyle w:val="ListParagraph"/>
+        <w:numPr>
+          <w:ilvl w:val="0"/>
+          <w:numId w:val="23"/>
+        </w:numPr>
+        <w:spacing w:after="0" w:line="300" w:lineRule="atLeast"/>
+        <w:rPr>
+          <w:rFonts w:ascii="Cambria" w:eastAsia="Times New Roman" w:hAnsi="Cambria" w:cs="Segoe UI"/>
+          <w:i/>
+          <w:iCs/>
+          <w:kern w:val="0"/>
+          <w:sz w:val="20"/>
+          <w:szCs w:val="20"/>
+          <w:lang w:eastAsia="en-IN"/>
+          <w14:ligatures w14:val="none"/>
+        </w:rPr>
+      </w:pPr>
+      <w:r>
+        <w:rPr>
+          <w:rFonts w:ascii="Cambria" w:eastAsia="Times New Roman" w:hAnsi="Cambria" w:cs="Segoe UI"/>
+          <w:b/>
+          <w:bCs/>
+          <w:kern w:val="0"/>
+          <w:sz w:val="20"/>
+          <w:szCs w:val="20"/>
+          <w:lang w:eastAsia="en-IN"/>
+          <w14:ligatures w14:val="none"/>
+        </w:rPr>
+        <w:t>Tools:</w:t>
+      </w:r>
+      <w:r>
+        <w:rPr>
+          <w:rFonts w:ascii="Cambria" w:eastAsia="Times New Roman" w:hAnsi="Cambria" w:cs="Segoe UI"/>
+          <w:kern w:val="0"/>
+          <w:sz w:val="20"/>
+          <w:szCs w:val="20"/>
+          <w:lang w:eastAsia="en-IN"/>
+          <w14:ligatures w14:val="none"/>
+        </w:rPr>
+        <w:t xml:space="preserve"> </w:t>
+      </w:r>
+      <w:r>
+        <w:rPr>
+          <w:rFonts w:ascii="Cambria" w:eastAsia="Times New Roman" w:hAnsi="Cambria" w:cs="Segoe UI"/>
+          <w:i/>
+          <w:iCs/>
+          <w:kern w:val="0"/>
+          <w:sz w:val="20"/>
+          <w:szCs w:val="20"/>
+          <w:lang w:eastAsia="en-IN"/>
+          <w14:ligatures w14:val="none"/>
+        </w:rPr>
+        <w:t xml:space="preserve">Git, GitHub, </w:t>
+      </w:r>
+      <w:proofErr w:type="spellStart"/>
+      <w:r>
+        <w:rPr>
+          <w:rFonts w:ascii="Cambria" w:eastAsia="Times New Roman" w:hAnsi="Cambria" w:cs="Segoe UI"/>
+          <w:i/>
+          <w:iCs/>
+          <w:kern w:val="0"/>
+          <w:sz w:val="20"/>
+          <w:szCs w:val="20"/>
+          <w:lang w:eastAsia="en-IN"/>
+          <w14:ligatures w14:val="none"/>
+        </w:rPr>
+        <w:t>GitSaaS</w:t>
+      </w:r>
+      <w:proofErr w:type="spellEnd"/>
+      <w:r>
+        <w:rPr>
+          <w:rFonts w:ascii="Cambria" w:eastAsia="Times New Roman" w:hAnsi="Cambria" w:cs="Segoe UI"/>
+          <w:i/>
+          <w:iCs/>
+          <w:kern w:val="0"/>
+          <w:sz w:val="20"/>
+          <w:szCs w:val="20"/>
+          <w:lang w:eastAsia="en-IN"/>
+          <w14:ligatures w14:val="none"/>
+        </w:rPr>
+        <w:t>, Maven, Jira, IntelliJ IDEA, Checkmarx, Octane</w:t>
       </w:r>
     </w:p>
     <w:p>
@@ -2010,14 +2126,22 @@
         <w:rPr>
           <w:rStyle w:val="Strong"/>
           <w:rFonts w:ascii="Cambria" w:hAnsi="Cambria"/>
+          <w:b w:val="0"/>
+          <w:bCs w:val="0"/>
+          <w:i/>
+          <w:iCs/>
+          <w:sz w:val="20"/>
+          <w:szCs w:val="20"/>
         </w:rPr>
       </w:pPr>
       <w:r>
         <w:rPr>
           <w:rStyle w:val="Strong"/>
           <w:rFonts w:ascii="Cambria" w:hAnsi="Cambria"/>
-        </w:rPr>
-        <w:t xml:space="preserve">Automation Testing: </w:t>
+          <w:sz w:val="20"/>
+          <w:szCs w:val="20"/>
+        </w:rPr>
+        <w:t xml:space="preserve">Databases: </w:t>
       </w:r>
       <w:r>
         <w:rPr>
@@ -2027,8 +2151,10 @@
           <w:bCs w:val="0"/>
           <w:i/>
           <w:iCs/>
-        </w:rPr>
-        <w:t>Selenium WebDriver, Playwright, TestNG, JUnit, Cucumber (BDD), POM</w:t>
+          <w:sz w:val="20"/>
+          <w:szCs w:val="20"/>
+        </w:rPr>
+        <w:t>MySQL</w:t>
       </w:r>
     </w:p>
     <w:p>
@@ -2053,14 +2179,18 @@
           <w:bCs w:val="0"/>
           <w:i/>
           <w:iCs/>
+          <w:sz w:val="20"/>
+          <w:szCs w:val="20"/>
         </w:rPr>
       </w:pPr>
       <w:r>
         <w:rPr>
           <w:rStyle w:val="Strong"/>
           <w:rFonts w:ascii="Cambria" w:hAnsi="Cambria"/>
-        </w:rPr>
-        <w:t>API Testing</w:t>
+          <w:sz w:val="20"/>
+          <w:szCs w:val="20"/>
+        </w:rPr>
+        <w:t xml:space="preserve">Methodologies: </w:t>
       </w:r>
       <w:r>
         <w:rPr>
@@ -2070,8 +2200,10 @@
           <w:bCs w:val="0"/>
           <w:i/>
           <w:iCs/>
-        </w:rPr>
-        <w:t>: REST APIs, Postman, SOAP UI</w:t>
+          <w:sz w:val="20"/>
+          <w:szCs w:val="20"/>
+        </w:rPr>
+        <w:t>Agile (Scrum), SDLC.</w:t>
       </w:r>
     </w:p>
     <w:p>
@@ -2088,163 +2220,23 @@
         <w:autoSpaceDE w:val="0"/>
         <w:autoSpaceDN w:val="0"/>
         <w:spacing w:before="102" w:after="0" w:line="240" w:lineRule="auto"/>
+        <w:ind w:left="113"/>
         <w:outlineLvl w:val="0"/>
         <w:rPr>
           <w:rStyle w:val="Strong"/>
-          <w:rFonts w:ascii="Cambria" w:hAnsi="Cambria"/>
-          <w:b w:val="0"/>
-          <w:bCs w:val="0"/>
-          <w:i/>
-          <w:iCs/>
-        </w:rPr>
-      </w:pPr>
-      <w:r>
-        <w:rPr>
-          <w:rStyle w:val="Strong"/>
-          <w:rFonts w:ascii="Cambria" w:hAnsi="Cambria"/>
-        </w:rPr>
-        <w:t xml:space="preserve">Tools: </w:t>
-      </w:r>
-      <w:r>
-        <w:rPr>
-          <w:rStyle w:val="Strong"/>
-          <w:rFonts w:ascii="Cambria" w:hAnsi="Cambria"/>
-          <w:b w:val="0"/>
-          <w:bCs w:val="0"/>
-          <w:i/>
-          <w:iCs/>
-        </w:rPr>
-        <w:t>GitHub, JIRA, IntelliJ, VS Code, Checkmarx</w:t>
-      </w:r>
+          <w:rFonts w:ascii="Georgia" w:eastAsia="Georgia" w:hAnsi="Georgia" w:cs="Georgia"/>
+          <w:kern w:val="0"/>
+          <w:sz w:val="24"/>
+          <w:szCs w:val="24"/>
+          <w:u w:color="000000"/>
+          <w:lang w:val="en-US"/>
+          <w14:ligatures w14:val="none"/>
+        </w:rPr>
+      </w:pPr>
     </w:p>
     <w:p>
       <w:pPr>
         <w:pStyle w:val="ListParagraph"/>
-        <w:widowControl w:val="0"/>
-        <w:tabs>
-          <w:tab w:val="left" w:pos="10545"/>
-        </w:tabs>
-        <w:autoSpaceDE w:val="0"/>
-        <w:autoSpaceDN w:val="0"/>
-        <w:spacing w:before="102" w:after="0" w:line="240" w:lineRule="auto"/>
-        <w:ind w:left="833"/>
-        <w:outlineLvl w:val="0"/>
-        <w:rPr>
-          <w:rStyle w:val="Strong"/>
-          <w:rFonts w:ascii="Cambria" w:hAnsi="Cambria"/>
-        </w:rPr>
-      </w:pPr>
-    </w:p>
-    <w:p>
-      <w:pPr>
-        <w:pStyle w:val="ListParagraph"/>
-        <w:widowControl w:val="0"/>
-        <w:tabs>
-          <w:tab w:val="left" w:pos="10545"/>
-        </w:tabs>
-        <w:autoSpaceDE w:val="0"/>
-        <w:autoSpaceDN w:val="0"/>
-        <w:spacing w:before="102" w:after="0" w:line="240" w:lineRule="auto"/>
-        <w:ind w:left="833"/>
-        <w:outlineLvl w:val="0"/>
-        <w:rPr>
-          <w:rStyle w:val="Strong"/>
-          <w:rFonts w:ascii="Cambria" w:hAnsi="Cambria"/>
-          <w:b w:val="0"/>
-          <w:bCs w:val="0"/>
-          <w:i/>
-          <w:iCs/>
-        </w:rPr>
-      </w:pPr>
-    </w:p>
-    <w:p>
-      <w:pPr>
-        <w:pStyle w:val="ListParagraph"/>
-        <w:widowControl w:val="0"/>
-        <w:numPr>
-          <w:ilvl w:val="0"/>
-          <w:numId w:val="23"/>
-        </w:numPr>
-        <w:tabs>
-          <w:tab w:val="left" w:pos="10545"/>
-        </w:tabs>
-        <w:autoSpaceDE w:val="0"/>
-        <w:autoSpaceDN w:val="0"/>
-        <w:spacing w:before="102" w:after="0" w:line="240" w:lineRule="auto"/>
-        <w:outlineLvl w:val="0"/>
-        <w:rPr>
-          <w:rStyle w:val="Strong"/>
-          <w:rFonts w:ascii="Cambria" w:hAnsi="Cambria"/>
-          <w:b w:val="0"/>
-          <w:bCs w:val="0"/>
-          <w:i/>
-          <w:iCs/>
-        </w:rPr>
-      </w:pPr>
-      <w:r>
-        <w:rPr>
-          <w:rStyle w:val="Strong"/>
-          <w:rFonts w:ascii="Cambria" w:hAnsi="Cambria"/>
-        </w:rPr>
-        <w:t xml:space="preserve">Databases: </w:t>
-      </w:r>
-      <w:r>
-        <w:rPr>
-          <w:rStyle w:val="Strong"/>
-          <w:rFonts w:ascii="Cambria" w:hAnsi="Cambria"/>
-          <w:b w:val="0"/>
-          <w:bCs w:val="0"/>
-          <w:i/>
-          <w:iCs/>
-        </w:rPr>
-        <w:t>MySQL, Oracle</w:t>
-      </w:r>
-    </w:p>
-    <w:p>
-      <w:pPr>
-        <w:pStyle w:val="ListParagraph"/>
-        <w:widowControl w:val="0"/>
-        <w:numPr>
-          <w:ilvl w:val="0"/>
-          <w:numId w:val="23"/>
-        </w:numPr>
-        <w:tabs>
-          <w:tab w:val="left" w:pos="10545"/>
-        </w:tabs>
-        <w:autoSpaceDE w:val="0"/>
-        <w:autoSpaceDN w:val="0"/>
-        <w:spacing w:before="102" w:after="0" w:line="240" w:lineRule="auto"/>
-        <w:outlineLvl w:val="0"/>
-        <w:rPr>
-          <w:rStyle w:val="Strong"/>
-          <w:rFonts w:ascii="Cambria" w:hAnsi="Cambria"/>
-          <w:b w:val="0"/>
-          <w:bCs w:val="0"/>
-          <w:i/>
-          <w:iCs/>
-        </w:rPr>
-      </w:pPr>
-      <w:r>
-        <w:rPr>
-          <w:rStyle w:val="Strong"/>
-          <w:rFonts w:ascii="Cambria" w:hAnsi="Cambria"/>
-        </w:rPr>
-        <w:t xml:space="preserve">Methodologies: </w:t>
-      </w:r>
-      <w:r>
-        <w:rPr>
-          <w:rStyle w:val="Strong"/>
-          <w:rFonts w:ascii="Cambria" w:hAnsi="Cambria"/>
-          <w:b w:val="0"/>
-          <w:bCs w:val="0"/>
-          <w:i/>
-          <w:iCs/>
-        </w:rPr>
-        <w:t>Agile (Scrum), SDLC, STLC</w:t>
-      </w:r>
-    </w:p>
-    <w:p>
-      <w:pPr>
         <w:widowControl w:val="0"/>
         <w:tabs>
           <w:tab w:val="left" w:pos="10545"/>
@@ -2255,30 +2247,13 @@
         <w:ind w:left="113"/>
         <w:outlineLvl w:val="0"/>
         <w:rPr>
-          <w:rStyle w:val="Strong"/>
-          <w:rFonts w:ascii="Cambria" w:hAnsi="Cambria"/>
-        </w:rPr>
-      </w:pPr>
-    </w:p>
-    <w:p>
-      <w:pPr>
-        <w:widowControl w:val="0"/>
-        <w:tabs>
-          <w:tab w:val="left" w:pos="10545"/>
-        </w:tabs>
-        <w:autoSpaceDE w:val="0"/>
-        <w:autoSpaceDN w:val="0"/>
-        <w:spacing w:before="102" w:after="0" w:line="240" w:lineRule="auto"/>
-        <w:ind w:left="113"/>
-        <w:outlineLvl w:val="0"/>
-        <w:rPr>
           <w:rFonts w:ascii="Georgia" w:eastAsia="Georgia" w:hAnsi="Georgia" w:cs="Georgia"/>
           <w:b/>
           <w:bCs/>
           <w:kern w:val="0"/>
           <w:sz w:val="24"/>
           <w:szCs w:val="24"/>
-          <w:u w:color="000000"/>
+          <w:u w:val="single" w:color="000000"/>
           <w:lang w:val="en-US"/>
           <w14:ligatures w14:val="none"/>
         </w:rPr>
@@ -2313,23 +2288,7 @@
           <w:lang w:val="en-US"/>
           <w14:ligatures w14:val="none"/>
         </w:rPr>
-        <w:t xml:space="preserve"> </w:t>
-      </w:r>
-      <w:r>
-        <w:rPr>
-          <w:rFonts w:ascii="Georgia" w:eastAsia="Georgia" w:hAnsi="Georgia" w:cs="Georgia"/>
-          <w:b/>
-          <w:bCs/>
-          <w:color w:val="5F497A"/>
-          <w:w w:val="105"/>
-          <w:kern w:val="0"/>
-          <w:sz w:val="24"/>
-          <w:szCs w:val="24"/>
-          <w:u w:val="single" w:color="000000"/>
-          <w:lang w:val="en-US"/>
-          <w14:ligatures w14:val="none"/>
-        </w:rPr>
-        <w:t>E</w:t>
+        <w:t xml:space="preserve"> E</w:t>
       </w:r>
       <w:r>
         <w:rPr>
@@ -2365,6 +2324,31 @@
     </w:p>
     <w:p>
       <w:pPr>
+        <w:pStyle w:val="ListParagraph"/>
+        <w:widowControl w:val="0"/>
+        <w:tabs>
+          <w:tab w:val="left" w:pos="10545"/>
+        </w:tabs>
+        <w:autoSpaceDE w:val="0"/>
+        <w:autoSpaceDN w:val="0"/>
+        <w:spacing w:before="102" w:after="0" w:line="240" w:lineRule="auto"/>
+        <w:ind w:left="113"/>
+        <w:outlineLvl w:val="0"/>
+        <w:rPr>
+          <w:rFonts w:ascii="Georgia" w:eastAsia="Georgia" w:hAnsi="Georgia" w:cs="Georgia"/>
+          <w:b/>
+          <w:bCs/>
+          <w:kern w:val="0"/>
+          <w:sz w:val="24"/>
+          <w:szCs w:val="24"/>
+          <w:u w:color="000000"/>
+          <w:lang w:val="en-US"/>
+          <w14:ligatures w14:val="none"/>
+        </w:rPr>
+      </w:pPr>
+    </w:p>
+    <w:p>
+      <w:pPr>
         <w:widowControl w:val="0"/>
         <w:tabs>
           <w:tab w:val="left" w:pos="8604"/>
@@ -2391,18 +2375,27 @@
           <w:lang w:val="en-US"/>
           <w14:ligatures w14:val="none"/>
         </w:rPr>
-        <w:t xml:space="preserve">-Degree:  </w:t>
+        <w:t>-Degree</w:t>
       </w:r>
       <w:r>
         <w:rPr>
           <w:rFonts w:ascii="Cambria" w:eastAsia="Cambria" w:hAnsi="Cambria" w:cs="Cambria"/>
-          <w:i/>
-          <w:iCs/>
-          <w:kern w:val="0"/>
-          <w:lang w:val="en-US"/>
-          <w14:ligatures w14:val="none"/>
-        </w:rPr>
-        <w:t>Bachelor of engineering in computer Science Engineering</w:t>
+          <w:kern w:val="0"/>
+          <w:lang w:val="en-US"/>
+          <w14:ligatures w14:val="none"/>
+        </w:rPr>
+        <w:t>: Bachelor</w:t>
+      </w:r>
+      <w:r>
+        <w:rPr>
+          <w:rFonts w:ascii="Cambria" w:eastAsia="Cambria" w:hAnsi="Cambria" w:cs="Cambria"/>
+          <w:i/>
+          <w:iCs/>
+          <w:kern w:val="0"/>
+          <w:lang w:val="en-US"/>
+          <w14:ligatures w14:val="none"/>
+        </w:rPr>
+        <w:t xml:space="preserve"> of engineering in computer Science Engineering</w:t>
       </w:r>
     </w:p>
     <w:p>
@@ -2521,6 +2514,7 @@
         </w:rPr>
         <w:t>-</w:t>
       </w:r>
+      <w:proofErr w:type="gramStart"/>
       <w:r>
         <w:rPr>
           <w:rFonts w:ascii="Cambria" w:eastAsia="Cambria" w:hAnsi="Cambria" w:cs="Cambria"/>
@@ -2530,7 +2524,19 @@
           <w:lang w:val="en-US"/>
           <w14:ligatures w14:val="none"/>
         </w:rPr>
-        <w:t xml:space="preserve">Graduated Year: </w:t>
+        <w:t>Graduated :</w:t>
+      </w:r>
+      <w:proofErr w:type="gramEnd"/>
+      <w:r>
+        <w:rPr>
+          <w:rFonts w:ascii="Cambria" w:eastAsia="Cambria" w:hAnsi="Cambria" w:cs="Cambria"/>
+          <w:b/>
+          <w:bCs/>
+          <w:kern w:val="0"/>
+          <w:lang w:val="en-US"/>
+          <w14:ligatures w14:val="none"/>
+        </w:rPr>
+        <w:t xml:space="preserve"> </w:t>
       </w:r>
       <w:r>
         <w:rPr>
@@ -2599,7 +2605,7 @@
           <w:lang w:val="en-US"/>
           <w14:ligatures w14:val="none"/>
         </w:rPr>
-        <w:t>Area Of Interests</w:t>
+        <w:t>Key Competencies</w:t>
       </w:r>
       <w:r>
         <w:rPr>
@@ -2667,22 +2673,14 @@
         <w:spacing w:before="143" w:after="0" w:line="240" w:lineRule="auto"/>
         <w:outlineLvl w:val="0"/>
         <w:rPr>
-          <w:rFonts w:ascii="Cambria" w:eastAsia="Georgia" w:hAnsi="Cambria" w:cs="Georgia"/>
-          <w:color w:val="5F497A"/>
-          <w:w w:val="105"/>
-          <w:kern w:val="0"/>
-          <w:sz w:val="24"/>
-          <w:szCs w:val="24"/>
-          <w:u w:color="000000"/>
-          <w:lang w:val="en-US"/>
-          <w14:ligatures w14:val="none"/>
-        </w:rPr>
-      </w:pPr>
-      <w:r>
-        <w:rPr>
           <w:rFonts w:ascii="Cambria" w:hAnsi="Cambria"/>
         </w:rPr>
-        <w:t xml:space="preserve">Software Engineer </w:t>
+      </w:pPr>
+      <w:r>
+        <w:rPr>
+          <w:rFonts w:ascii="Cambria" w:hAnsi="Cambria"/>
+        </w:rPr>
+        <w:t>Java Development</w:t>
       </w:r>
     </w:p>
     <w:p>
@@ -2700,8 +2698,207 @@
         <w:spacing w:before="143" w:after="0" w:line="240" w:lineRule="auto"/>
         <w:outlineLvl w:val="0"/>
         <w:rPr>
+          <w:rFonts w:ascii="Cambria" w:hAnsi="Cambria"/>
+        </w:rPr>
+      </w:pPr>
+      <w:r>
+        <w:rPr>
+          <w:rFonts w:ascii="Cambria" w:hAnsi="Cambria"/>
+        </w:rPr>
+        <w:t>REST API Development</w:t>
+      </w:r>
+    </w:p>
+    <w:p>
+      <w:pPr>
+        <w:widowControl w:val="0"/>
+        <w:numPr>
+          <w:ilvl w:val="0"/>
+          <w:numId w:val="2"/>
+        </w:numPr>
+        <w:tabs>
+          <w:tab w:val="left" w:pos="10545"/>
+        </w:tabs>
+        <w:autoSpaceDE w:val="0"/>
+        <w:autoSpaceDN w:val="0"/>
+        <w:spacing w:before="143" w:after="0" w:line="240" w:lineRule="auto"/>
+        <w:outlineLvl w:val="0"/>
+        <w:rPr>
+          <w:rFonts w:ascii="Cambria" w:hAnsi="Cambria"/>
+        </w:rPr>
+      </w:pPr>
+      <w:r>
+        <w:rPr>
+          <w:rFonts w:ascii="Cambria" w:hAnsi="Cambria"/>
+        </w:rPr>
+        <w:t>Spring Boot</w:t>
+      </w:r>
+    </w:p>
+    <w:p>
+      <w:pPr>
+        <w:widowControl w:val="0"/>
+        <w:numPr>
+          <w:ilvl w:val="0"/>
+          <w:numId w:val="2"/>
+        </w:numPr>
+        <w:tabs>
+          <w:tab w:val="left" w:pos="10545"/>
+        </w:tabs>
+        <w:autoSpaceDE w:val="0"/>
+        <w:autoSpaceDN w:val="0"/>
+        <w:spacing w:before="143" w:after="0" w:line="240" w:lineRule="auto"/>
+        <w:outlineLvl w:val="0"/>
+        <w:rPr>
+          <w:rFonts w:ascii="Cambria" w:hAnsi="Cambria"/>
+        </w:rPr>
+      </w:pPr>
+      <w:r>
+        <w:rPr>
+          <w:rFonts w:ascii="Cambria" w:hAnsi="Cambria"/>
+        </w:rPr>
+        <w:t>API Migration</w:t>
+      </w:r>
+    </w:p>
+    <w:p>
+      <w:pPr>
+        <w:widowControl w:val="0"/>
+        <w:numPr>
+          <w:ilvl w:val="0"/>
+          <w:numId w:val="2"/>
+        </w:numPr>
+        <w:tabs>
+          <w:tab w:val="left" w:pos="10545"/>
+        </w:tabs>
+        <w:autoSpaceDE w:val="0"/>
+        <w:autoSpaceDN w:val="0"/>
+        <w:spacing w:before="143" w:after="0" w:line="240" w:lineRule="auto"/>
+        <w:outlineLvl w:val="0"/>
+        <w:rPr>
+          <w:rFonts w:ascii="Cambria" w:hAnsi="Cambria"/>
+        </w:rPr>
+      </w:pPr>
+      <w:r>
+        <w:rPr>
+          <w:rFonts w:ascii="Cambria" w:hAnsi="Cambria"/>
+        </w:rPr>
+        <w:t>Backend Development</w:t>
+      </w:r>
+    </w:p>
+    <w:p>
+      <w:pPr>
+        <w:widowControl w:val="0"/>
+        <w:numPr>
+          <w:ilvl w:val="0"/>
+          <w:numId w:val="2"/>
+        </w:numPr>
+        <w:tabs>
+          <w:tab w:val="left" w:pos="10545"/>
+        </w:tabs>
+        <w:autoSpaceDE w:val="0"/>
+        <w:autoSpaceDN w:val="0"/>
+        <w:spacing w:before="143" w:after="0" w:line="240" w:lineRule="auto"/>
+        <w:outlineLvl w:val="0"/>
+        <w:rPr>
+          <w:rFonts w:ascii="Cambria" w:hAnsi="Cambria"/>
+        </w:rPr>
+      </w:pPr>
+      <w:r>
+        <w:rPr>
+          <w:rFonts w:ascii="Cambria" w:hAnsi="Cambria"/>
+        </w:rPr>
+        <w:t>Unit Testing</w:t>
+      </w:r>
+    </w:p>
+    <w:p>
+      <w:pPr>
+        <w:widowControl w:val="0"/>
+        <w:numPr>
+          <w:ilvl w:val="0"/>
+          <w:numId w:val="2"/>
+        </w:numPr>
+        <w:tabs>
+          <w:tab w:val="left" w:pos="10545"/>
+        </w:tabs>
+        <w:autoSpaceDE w:val="0"/>
+        <w:autoSpaceDN w:val="0"/>
+        <w:spacing w:before="143" w:after="0" w:line="240" w:lineRule="auto"/>
+        <w:outlineLvl w:val="0"/>
+        <w:rPr>
+          <w:rFonts w:ascii="Cambria" w:hAnsi="Cambria"/>
+        </w:rPr>
+      </w:pPr>
+      <w:r>
+        <w:rPr>
+          <w:rFonts w:ascii="Cambria" w:hAnsi="Cambria"/>
+        </w:rPr>
+        <w:t>Secure Coding</w:t>
+      </w:r>
+    </w:p>
+    <w:p>
+      <w:pPr>
+        <w:widowControl w:val="0"/>
+        <w:numPr>
+          <w:ilvl w:val="0"/>
+          <w:numId w:val="2"/>
+        </w:numPr>
+        <w:tabs>
+          <w:tab w:val="left" w:pos="10545"/>
+        </w:tabs>
+        <w:autoSpaceDE w:val="0"/>
+        <w:autoSpaceDN w:val="0"/>
+        <w:spacing w:before="143" w:after="0" w:line="240" w:lineRule="auto"/>
+        <w:outlineLvl w:val="0"/>
+        <w:rPr>
+          <w:rFonts w:ascii="Cambria" w:hAnsi="Cambria"/>
+        </w:rPr>
+      </w:pPr>
+      <w:r>
+        <w:rPr>
+          <w:rFonts w:ascii="Cambria" w:hAnsi="Cambria"/>
+        </w:rPr>
+        <w:t>Agile Development</w:t>
+      </w:r>
+    </w:p>
+    <w:p>
+      <w:pPr>
+        <w:widowControl w:val="0"/>
+        <w:numPr>
+          <w:ilvl w:val="0"/>
+          <w:numId w:val="2"/>
+        </w:numPr>
+        <w:tabs>
+          <w:tab w:val="left" w:pos="10545"/>
+        </w:tabs>
+        <w:autoSpaceDE w:val="0"/>
+        <w:autoSpaceDN w:val="0"/>
+        <w:spacing w:before="143" w:after="0" w:line="240" w:lineRule="auto"/>
+        <w:outlineLvl w:val="0"/>
+        <w:rPr>
+          <w:rFonts w:ascii="Cambria" w:hAnsi="Cambria"/>
+        </w:rPr>
+      </w:pPr>
+      <w:r>
+        <w:rPr>
+          <w:rFonts w:ascii="Cambria" w:hAnsi="Cambria"/>
+        </w:rPr>
+        <w:t>Git Version Control</w:t>
+      </w:r>
+    </w:p>
+    <w:p>
+      <w:pPr>
+        <w:widowControl w:val="0"/>
+        <w:numPr>
+          <w:ilvl w:val="0"/>
+          <w:numId w:val="2"/>
+        </w:numPr>
+        <w:tabs>
+          <w:tab w:val="left" w:pos="10545"/>
+        </w:tabs>
+        <w:autoSpaceDE w:val="0"/>
+        <w:autoSpaceDN w:val="0"/>
+        <w:spacing w:before="143" w:after="0" w:line="240" w:lineRule="auto"/>
+        <w:outlineLvl w:val="0"/>
+        <w:rPr>
           <w:rFonts w:ascii="Cambria" w:eastAsia="Georgia" w:hAnsi="Cambria" w:cs="Georgia"/>
-          <w:color w:val="5F497A"/>
           <w:w w:val="105"/>
           <w:kern w:val="0"/>
           <w:sz w:val="24"/>
@@ -2715,8 +2912,98 @@
         <w:rPr>
           <w:rFonts w:ascii="Cambria" w:hAnsi="Cambria"/>
         </w:rPr>
-        <w:t xml:space="preserve">QA Automation Test Engineer </w:t>
-      </w:r>
+        <w:t>Automation Testing</w:t>
+      </w:r>
+    </w:p>
+    <w:p>
+      <w:pPr>
+        <w:widowControl w:val="0"/>
+        <w:tabs>
+          <w:tab w:val="left" w:pos="10545"/>
+        </w:tabs>
+        <w:autoSpaceDE w:val="0"/>
+        <w:autoSpaceDN w:val="0"/>
+        <w:spacing w:before="151" w:after="0" w:line="240" w:lineRule="auto"/>
+        <w:ind w:left="113"/>
+        <w:outlineLvl w:val="0"/>
+        <w:rPr>
+          <w:rFonts w:ascii="Georgia" w:eastAsia="Georgia" w:hAnsi="Georgia" w:cs="Georgia"/>
+          <w:b/>
+          <w:bCs/>
+          <w:color w:val="5F497A"/>
+          <w:w w:val="105"/>
+          <w:kern w:val="0"/>
+          <w:sz w:val="24"/>
+          <w:szCs w:val="24"/>
+          <w:u w:val="single" w:color="000000"/>
+          <w:lang w:val="en-US"/>
+          <w14:ligatures w14:val="none"/>
+        </w:rPr>
+      </w:pPr>
+    </w:p>
+    <w:p>
+      <w:pPr>
+        <w:widowControl w:val="0"/>
+        <w:tabs>
+          <w:tab w:val="left" w:pos="10545"/>
+        </w:tabs>
+        <w:autoSpaceDE w:val="0"/>
+        <w:autoSpaceDN w:val="0"/>
+        <w:spacing w:before="151" w:after="0" w:line="240" w:lineRule="auto"/>
+        <w:ind w:left="113"/>
+        <w:outlineLvl w:val="0"/>
+        <w:rPr>
+          <w:rFonts w:ascii="Georgia" w:eastAsia="Georgia" w:hAnsi="Georgia" w:cs="Georgia"/>
+          <w:b/>
+          <w:bCs/>
+          <w:color w:val="5F497A"/>
+          <w:w w:val="105"/>
+          <w:kern w:val="0"/>
+          <w:sz w:val="24"/>
+          <w:szCs w:val="24"/>
+          <w:u w:val="single" w:color="000000"/>
+          <w:lang w:val="en-US"/>
+          <w14:ligatures w14:val="none"/>
+        </w:rPr>
+        <w:sectPr>
+          <w:type w:val="continuous"/>
+          <w:pgSz w:w="11910" w:h="16840"/>
+          <w:pgMar w:top="440" w:right="580" w:bottom="280" w:left="680" w:header="720" w:footer="720" w:gutter="0"/>
+          <w:pgBorders w:offsetFrom="page">
+            <w:top w:val="thinThickSmallGap" w:sz="24" w:space="24" w:color="1F3864" w:themeColor="accent1" w:themeShade="80"/>
+            <w:left w:val="thinThickSmallGap" w:sz="24" w:space="24" w:color="1F3864" w:themeColor="accent1" w:themeShade="80"/>
+            <w:bottom w:val="thickThinSmallGap" w:sz="24" w:space="24" w:color="1F3864" w:themeColor="accent1" w:themeShade="80"/>
+            <w:right w:val="thickThinSmallGap" w:sz="24" w:space="24" w:color="1F3864" w:themeColor="accent1" w:themeShade="80"/>
+          </w:pgBorders>
+          <w:cols w:num="3" w:space="720"/>
+        </w:sectPr>
+      </w:pPr>
+    </w:p>
+    <w:p>
+      <w:pPr>
+        <w:widowControl w:val="0"/>
+        <w:tabs>
+          <w:tab w:val="left" w:pos="10545"/>
+        </w:tabs>
+        <w:autoSpaceDE w:val="0"/>
+        <w:autoSpaceDN w:val="0"/>
+        <w:spacing w:before="151" w:after="0" w:line="240" w:lineRule="auto"/>
+        <w:ind w:left="113"/>
+        <w:outlineLvl w:val="0"/>
+        <w:rPr>
+          <w:rFonts w:ascii="Georgia" w:eastAsia="Georgia" w:hAnsi="Georgia" w:cs="Georgia"/>
+          <w:b/>
+          <w:bCs/>
+          <w:color w:val="5F497A"/>
+          <w:w w:val="105"/>
+          <w:kern w:val="0"/>
+          <w:sz w:val="24"/>
+          <w:szCs w:val="24"/>
+          <w:u w:val="single" w:color="000000"/>
+          <w:lang w:val="en-US"/>
+          <w14:ligatures w14:val="none"/>
+        </w:rPr>
+      </w:pPr>
     </w:p>
     <w:p>
       <w:pPr>
@@ -2804,11 +3091,14 @@
         <w:autoSpaceDE w:val="0"/>
         <w:autoSpaceDN w:val="0"/>
         <w:spacing w:before="124" w:after="0" w:line="240" w:lineRule="auto"/>
-        <w:rPr>
-          <w:rFonts w:ascii="Times New Roman" w:eastAsia="Georgia" w:hAnsi="Times New Roman" w:cs="Georgia"/>
-          <w:i/>
-          <w:kern w:val="0"/>
-          <w:sz w:val="18"/>
+        <w:ind w:left="757" w:right="113"/>
+        <w:jc w:val="both"/>
+        <w:rPr>
+          <w:rFonts w:ascii="Cambria" w:eastAsia="Georgia" w:hAnsi="Cambria" w:cs="Georgia"/>
+          <w:i/>
+          <w:kern w:val="0"/>
+          <w:sz w:val="20"/>
+          <w:szCs w:val="20"/>
           <w:lang w:val="en-US"/>
           <w14:ligatures w14:val="none"/>
         </w:rPr>
@@ -2818,12 +3108,16 @@
           <w:rFonts w:ascii="Cambria" w:hAnsi="Cambria"/>
           <w:b/>
           <w:bCs/>
+          <w:sz w:val="20"/>
+          <w:szCs w:val="20"/>
         </w:rPr>
         <w:t>Hacker Rank</w:t>
       </w:r>
       <w:r>
         <w:rPr>
           <w:rFonts w:ascii="Cambria" w:hAnsi="Cambria"/>
+          <w:sz w:val="20"/>
+          <w:szCs w:val="20"/>
         </w:rPr>
         <w:t xml:space="preserve"> Certified: </w:t>
       </w:r>
@@ -2832,16 +3126,31 @@
           <w:rFonts w:ascii="Cambria" w:hAnsi="Cambria"/>
           <w:i/>
           <w:iCs/>
-        </w:rPr>
-        <w:t>MySql</w:t>
+          <w:sz w:val="20"/>
+          <w:szCs w:val="20"/>
+        </w:rPr>
+        <w:t>MySQL</w:t>
       </w:r>
       <w:r>
         <w:rPr>
           <w:rFonts w:ascii="Cambria" w:hAnsi="Cambria"/>
           <w:i/>
           <w:iCs/>
-        </w:rPr>
-        <w:t xml:space="preserve"> (Basic)</w:t>
+          <w:sz w:val="20"/>
+          <w:szCs w:val="20"/>
+        </w:rPr>
+        <w:t xml:space="preserve"> (</w:t>
+      </w:r>
+      <w:proofErr w:type="gramStart"/>
+      <w:r>
+        <w:rPr>
+          <w:rFonts w:ascii="Cambria" w:hAnsi="Cambria"/>
+          <w:i/>
+          <w:iCs/>
+          <w:sz w:val="20"/>
+          <w:szCs w:val="20"/>
+        </w:rPr>
+        <w:t>Basic)</w:t>
       </w:r>
       <w:r>
         <w:rPr>
@@ -2849,18 +3158,47 @@
           <w:i/>
           <w:iCs/>
           <w:kern w:val="0"/>
-          <w:lang w:val="en-US"/>
-          <w14:ligatures w14:val="none"/>
-        </w:rPr>
-        <w:t xml:space="preserve">                                                                                                                      </w:t>
-      </w:r>
-      <w:r>
-        <w:rPr>
-          <w:rFonts w:ascii="Times New Roman" w:eastAsia="Georgia" w:hAnsi="Times New Roman" w:cs="Times New Roman"/>
-          <w:i/>
-          <w:kern w:val="0"/>
-          <w:sz w:val="18"/>
-          <w:szCs w:val="18"/>
+          <w:sz w:val="20"/>
+          <w:szCs w:val="20"/>
+          <w:lang w:val="en-US"/>
+          <w14:ligatures w14:val="none"/>
+        </w:rPr>
+        <w:t xml:space="preserve">   </w:t>
+      </w:r>
+      <w:proofErr w:type="gramEnd"/>
+      <w:r>
+        <w:rPr>
+          <w:rFonts w:ascii="Cambria" w:eastAsia="Georgia" w:hAnsi="Cambria" w:cs="Calibri"/>
+          <w:i/>
+          <w:iCs/>
+          <w:kern w:val="0"/>
+          <w:sz w:val="20"/>
+          <w:szCs w:val="20"/>
+          <w:lang w:val="en-US"/>
+          <w14:ligatures w14:val="none"/>
+        </w:rPr>
+        <w:t xml:space="preserve">                                                                                                                 </w:t>
+      </w:r>
+      <w:r>
+        <w:rPr>
+          <w:rFonts w:ascii="Cambria" w:eastAsia="Georgia" w:hAnsi="Cambria" w:cs="Calibri"/>
+          <w:i/>
+          <w:iCs/>
+          <w:kern w:val="0"/>
+          <w:sz w:val="20"/>
+          <w:szCs w:val="20"/>
+          <w:lang w:val="en-US"/>
+          <w14:ligatures w14:val="none"/>
+        </w:rPr>
+        <w:tab/>
+      </w:r>
+      <w:r>
+        <w:rPr>
+          <w:rFonts w:ascii="Cambria" w:eastAsia="Georgia" w:hAnsi="Cambria" w:cs="Times New Roman"/>
+          <w:i/>
+          <w:kern w:val="0"/>
+          <w:sz w:val="20"/>
+          <w:szCs w:val="20"/>
           <w:lang w:val="en-US"/>
           <w14:ligatures w14:val="none"/>
         </w:rPr>
@@ -2868,11 +3206,11 @@
       </w:r>
       <w:r>
         <w:rPr>
-          <w:rFonts w:ascii="Times New Roman" w:eastAsia="Georgia" w:hAnsi="Times New Roman" w:cs="Times New Roman"/>
-          <w:i/>
-          <w:kern w:val="0"/>
-          <w:sz w:val="18"/>
-          <w:szCs w:val="18"/>
+          <w:rFonts w:ascii="Cambria" w:eastAsia="Georgia" w:hAnsi="Cambria" w:cs="Times New Roman"/>
+          <w:i/>
+          <w:kern w:val="0"/>
+          <w:sz w:val="20"/>
+          <w:szCs w:val="20"/>
           <w:lang w:val="en-US"/>
           <w14:ligatures w14:val="none"/>
         </w:rPr>
@@ -2894,11 +3232,14 @@
         <w:autoSpaceDE w:val="0"/>
         <w:autoSpaceDN w:val="0"/>
         <w:spacing w:before="124" w:after="0" w:line="240" w:lineRule="auto"/>
-        <w:rPr>
-          <w:rFonts w:ascii="Times New Roman" w:eastAsia="Georgia" w:hAnsi="Times New Roman" w:cs="Georgia"/>
-          <w:i/>
-          <w:kern w:val="0"/>
-          <w:sz w:val="18"/>
+        <w:ind w:left="757" w:right="113"/>
+        <w:jc w:val="both"/>
+        <w:rPr>
+          <w:rFonts w:ascii="Cambria" w:eastAsia="Georgia" w:hAnsi="Cambria" w:cs="Georgia"/>
+          <w:i/>
+          <w:kern w:val="0"/>
+          <w:sz w:val="20"/>
+          <w:szCs w:val="20"/>
           <w:lang w:val="en-US"/>
           <w14:ligatures w14:val="none"/>
         </w:rPr>
@@ -2908,12 +3249,16 @@
           <w:rFonts w:ascii="Cambria" w:hAnsi="Cambria"/>
           <w:b/>
           <w:bCs/>
+          <w:sz w:val="20"/>
+          <w:szCs w:val="20"/>
         </w:rPr>
         <w:t>Hacker Rank</w:t>
       </w:r>
       <w:r>
         <w:rPr>
           <w:rFonts w:ascii="Cambria" w:hAnsi="Cambria"/>
+          <w:sz w:val="20"/>
+          <w:szCs w:val="20"/>
         </w:rPr>
         <w:t xml:space="preserve"> Certified: </w:t>
       </w:r>
@@ -2922,8 +3267,21 @@
           <w:rFonts w:ascii="Cambria" w:hAnsi="Cambria"/>
           <w:i/>
           <w:iCs/>
-        </w:rPr>
-        <w:t>Java (Basic)</w:t>
+          <w:sz w:val="20"/>
+          <w:szCs w:val="20"/>
+        </w:rPr>
+        <w:t>Java (</w:t>
+      </w:r>
+      <w:proofErr w:type="gramStart"/>
+      <w:r>
+        <w:rPr>
+          <w:rFonts w:ascii="Cambria" w:hAnsi="Cambria"/>
+          <w:i/>
+          <w:iCs/>
+          <w:sz w:val="20"/>
+          <w:szCs w:val="20"/>
+        </w:rPr>
+        <w:t>Basic)</w:t>
       </w:r>
       <w:r>
         <w:rPr>
@@ -2931,19 +3289,61 @@
           <w:i/>
           <w:iCs/>
           <w:kern w:val="0"/>
-          <w:lang w:val="en-US"/>
-          <w14:ligatures w14:val="none"/>
-        </w:rPr>
-        <w:t xml:space="preserve">                                                                                                                         </w:t>
-      </w:r>
-      <w:r>
-        <w:rPr>
-          <w:rFonts w:ascii="Times New Roman" w:eastAsia="Georgia" w:hAnsi="Times New Roman" w:cs="Times New Roman"/>
-          <w:i/>
-          <w:iCs/>
-          <w:kern w:val="0"/>
-          <w:sz w:val="18"/>
-          <w:szCs w:val="18"/>
+          <w:sz w:val="20"/>
+          <w:szCs w:val="20"/>
+          <w:lang w:val="en-US"/>
+          <w14:ligatures w14:val="none"/>
+        </w:rPr>
+        <w:t xml:space="preserve">  </w:t>
+      </w:r>
+      <w:r>
+        <w:rPr>
+          <w:rFonts w:ascii="Cambria" w:eastAsia="Georgia" w:hAnsi="Cambria" w:cs="Calibri"/>
+          <w:i/>
+          <w:iCs/>
+          <w:kern w:val="0"/>
+          <w:sz w:val="20"/>
+          <w:szCs w:val="20"/>
+          <w:lang w:val="en-US"/>
+          <w14:ligatures w14:val="none"/>
+        </w:rPr>
+        <w:t xml:space="preserve"> </w:t>
+      </w:r>
+      <w:proofErr w:type="gramEnd"/>
+      <w:r>
+        <w:rPr>
+          <w:rFonts w:ascii="Cambria" w:eastAsia="Georgia" w:hAnsi="Cambria" w:cs="Calibri"/>
+          <w:i/>
+          <w:iCs/>
+          <w:kern w:val="0"/>
+          <w:sz w:val="20"/>
+          <w:szCs w:val="20"/>
+          <w:lang w:val="en-US"/>
+          <w14:ligatures w14:val="none"/>
+        </w:rPr>
+        <w:t xml:space="preserve">                                                                                                                     </w:t>
+      </w:r>
+      <w:r>
+        <w:rPr>
+          <w:rFonts w:ascii="Cambria" w:eastAsia="Georgia" w:hAnsi="Cambria" w:cs="Calibri"/>
+          <w:i/>
+          <w:iCs/>
+          <w:kern w:val="0"/>
+          <w:sz w:val="20"/>
+          <w:szCs w:val="20"/>
+          <w:lang w:val="en-US"/>
+          <w14:ligatures w14:val="none"/>
+        </w:rPr>
+        <w:tab/>
+      </w:r>
+      <w:r>
+        <w:rPr>
+          <w:rFonts w:ascii="Cambria" w:eastAsia="Georgia" w:hAnsi="Cambria" w:cs="Times New Roman"/>
+          <w:i/>
+          <w:iCs/>
+          <w:kern w:val="0"/>
+          <w:sz w:val="20"/>
+          <w:szCs w:val="20"/>
           <w:lang w:val="en-US"/>
           <w14:ligatures w14:val="none"/>
         </w:rPr>
@@ -2965,11 +3365,14 @@
         <w:autoSpaceDE w:val="0"/>
         <w:autoSpaceDN w:val="0"/>
         <w:spacing w:before="124" w:after="0" w:line="240" w:lineRule="auto"/>
-        <w:rPr>
-          <w:rFonts w:ascii="Times New Roman" w:eastAsia="Georgia" w:hAnsi="Times New Roman" w:cs="Georgia"/>
-          <w:i/>
-          <w:kern w:val="0"/>
-          <w:sz w:val="18"/>
+        <w:ind w:left="757" w:right="113"/>
+        <w:jc w:val="both"/>
+        <w:rPr>
+          <w:rFonts w:ascii="Cambria" w:eastAsia="Georgia" w:hAnsi="Cambria" w:cs="Georgia"/>
+          <w:i/>
+          <w:kern w:val="0"/>
+          <w:sz w:val="20"/>
+          <w:szCs w:val="20"/>
           <w:lang w:val="en-US"/>
           <w14:ligatures w14:val="none"/>
         </w:rPr>
@@ -2981,24 +3384,12 @@
           <w:bCs/>
           <w:iCs/>
           <w:kern w:val="0"/>
-          <w:szCs w:val="28"/>
-          <w:lang w:val="en-US"/>
-          <w14:ligatures w14:val="none"/>
-        </w:rPr>
-        <w:t>NPTEL</w:t>
-      </w:r>
-      <w:r>
-        <w:rPr>
-          <w:rFonts w:ascii="Times New Roman" w:eastAsia="Georgia" w:hAnsi="Times New Roman" w:cs="Georgia"/>
-          <w:b/>
-          <w:bCs/>
-          <w:iCs/>
-          <w:kern w:val="0"/>
-          <w:sz w:val="18"/>
-          <w:lang w:val="en-US"/>
-          <w14:ligatures w14:val="none"/>
-        </w:rPr>
-        <w:t xml:space="preserve">- </w:t>
+          <w:sz w:val="20"/>
+          <w:szCs w:val="20"/>
+          <w:lang w:val="en-US"/>
+          <w14:ligatures w14:val="none"/>
+        </w:rPr>
+        <w:t xml:space="preserve">NPTEL- </w:t>
       </w:r>
       <w:r>
         <w:rPr>
@@ -3007,6 +3398,8 @@
           <w:bCs/>
           <w:iCs/>
           <w:kern w:val="0"/>
+          <w:sz w:val="20"/>
+          <w:szCs w:val="20"/>
           <w:lang w:val="en-US"/>
           <w14:ligatures w14:val="none"/>
         </w:rPr>
@@ -3017,6 +3410,8 @@
           <w:rFonts w:ascii="Cambria" w:eastAsia="Georgia" w:hAnsi="Cambria" w:cs="Calibri"/>
           <w:i/>
           <w:kern w:val="0"/>
+          <w:sz w:val="20"/>
+          <w:szCs w:val="20"/>
           <w:lang w:val="en-US"/>
           <w14:ligatures w14:val="none"/>
         </w:rPr>
@@ -3027,18 +3422,44 @@
           <w:rFonts w:ascii="Cambria" w:eastAsia="Georgia" w:hAnsi="Cambria" w:cs="Calibri"/>
           <w:i/>
           <w:kern w:val="0"/>
-          <w:lang w:val="en-US"/>
-          <w14:ligatures w14:val="none"/>
-        </w:rPr>
-        <w:t xml:space="preserve">                                                                               </w:t>
-      </w:r>
-      <w:r>
-        <w:rPr>
-          <w:rFonts w:ascii="Times New Roman" w:eastAsia="Georgia" w:hAnsi="Times New Roman" w:cs="Times New Roman"/>
-          <w:i/>
-          <w:kern w:val="0"/>
-          <w:sz w:val="18"/>
-          <w:szCs w:val="18"/>
+          <w:sz w:val="20"/>
+          <w:szCs w:val="20"/>
+          <w:lang w:val="en-US"/>
+          <w14:ligatures w14:val="none"/>
+        </w:rPr>
+        <w:t xml:space="preserve">                                                                              </w:t>
+      </w:r>
+      <w:r>
+        <w:rPr>
+          <w:rFonts w:ascii="Cambria" w:eastAsia="Georgia" w:hAnsi="Cambria" w:cs="Calibri"/>
+          <w:i/>
+          <w:kern w:val="0"/>
+          <w:sz w:val="20"/>
+          <w:szCs w:val="20"/>
+          <w:lang w:val="en-US"/>
+          <w14:ligatures w14:val="none"/>
+        </w:rPr>
+        <w:tab/>
+      </w:r>
+      <w:r>
+        <w:rPr>
+          <w:rFonts w:ascii="Cambria" w:eastAsia="Georgia" w:hAnsi="Cambria" w:cs="Calibri"/>
+          <w:i/>
+          <w:kern w:val="0"/>
+          <w:sz w:val="20"/>
+          <w:szCs w:val="20"/>
+          <w:lang w:val="en-US"/>
+          <w14:ligatures w14:val="none"/>
+        </w:rPr>
+        <w:t xml:space="preserve"> </w:t>
+      </w:r>
+      <w:r>
+        <w:rPr>
+          <w:rFonts w:ascii="Cambria" w:eastAsia="Georgia" w:hAnsi="Cambria" w:cs="Times New Roman"/>
+          <w:i/>
+          <w:kern w:val="0"/>
+          <w:sz w:val="20"/>
+          <w:szCs w:val="20"/>
           <w:lang w:val="en-US"/>
           <w14:ligatures w14:val="none"/>
         </w:rPr>
@@ -3060,11 +3481,14 @@
         <w:autoSpaceDE w:val="0"/>
         <w:autoSpaceDN w:val="0"/>
         <w:spacing w:before="124" w:after="0" w:line="240" w:lineRule="auto"/>
-        <w:rPr>
-          <w:rFonts w:ascii="Times New Roman" w:eastAsia="Georgia" w:hAnsi="Times New Roman" w:cs="Georgia"/>
-          <w:i/>
-          <w:kern w:val="0"/>
-          <w:sz w:val="18"/>
+        <w:ind w:left="757" w:right="113"/>
+        <w:jc w:val="both"/>
+        <w:rPr>
+          <w:rFonts w:ascii="Cambria" w:eastAsia="Georgia" w:hAnsi="Cambria" w:cs="Georgia"/>
+          <w:i/>
+          <w:kern w:val="0"/>
+          <w:sz w:val="20"/>
+          <w:szCs w:val="20"/>
           <w:lang w:val="en-US"/>
           <w14:ligatures w14:val="none"/>
         </w:rPr>
@@ -3075,6 +3499,8 @@
           <w:b/>
           <w:w w:val="95"/>
           <w:kern w:val="0"/>
+          <w:sz w:val="20"/>
+          <w:szCs w:val="20"/>
           <w:lang w:val="en-US"/>
           <w14:ligatures w14:val="none"/>
         </w:rPr>
@@ -3088,6 +3514,8 @@
           <w:iCs/>
           <w:w w:val="95"/>
           <w:kern w:val="0"/>
+          <w:sz w:val="20"/>
+          <w:szCs w:val="20"/>
           <w:lang w:val="en-US"/>
           <w14:ligatures w14:val="none"/>
         </w:rPr>
@@ -3099,6 +3527,8 @@
           <w:b/>
           <w:w w:val="95"/>
           <w:kern w:val="0"/>
+          <w:sz w:val="20"/>
+          <w:szCs w:val="20"/>
           <w:lang w:val="en-US"/>
           <w14:ligatures w14:val="none"/>
         </w:rPr>
@@ -3106,14 +3536,51 @@
       </w:r>
       <w:r>
         <w:rPr>
-          <w:rFonts w:ascii="Times New Roman" w:eastAsia="Georgia" w:hAnsi="Times New Roman" w:cs="Georgia"/>
-          <w:i/>
-          <w:kern w:val="0"/>
-          <w:sz w:val="18"/>
-          <w:lang w:val="en-US"/>
-          <w14:ligatures w14:val="none"/>
-        </w:rPr>
-        <w:t xml:space="preserve">     2021</w:t>
+          <w:rFonts w:ascii="Cambria" w:eastAsia="Georgia" w:hAnsi="Cambria" w:cs="Georgia"/>
+          <w:i/>
+          <w:kern w:val="0"/>
+          <w:sz w:val="20"/>
+          <w:szCs w:val="20"/>
+          <w:lang w:val="en-US"/>
+          <w14:ligatures w14:val="none"/>
+        </w:rPr>
+        <w:t xml:space="preserve">   </w:t>
+      </w:r>
+      <w:r>
+        <w:rPr>
+          <w:rFonts w:ascii="Cambria" w:eastAsia="Georgia" w:hAnsi="Cambria" w:cs="Georgia"/>
+          <w:i/>
+          <w:kern w:val="0"/>
+          <w:sz w:val="20"/>
+          <w:szCs w:val="20"/>
+          <w:lang w:val="en-US"/>
+          <w14:ligatures w14:val="none"/>
+        </w:rPr>
+        <w:t xml:space="preserve">  </w:t>
+      </w:r>
+      <w:r>
+        <w:rPr>
+          <w:rFonts w:ascii="Cambria" w:eastAsia="Georgia" w:hAnsi="Cambria" w:cs="Georgia"/>
+          <w:i/>
+          <w:kern w:val="0"/>
+          <w:sz w:val="20"/>
+          <w:szCs w:val="20"/>
+          <w:lang w:val="en-US"/>
+          <w14:ligatures w14:val="none"/>
+        </w:rPr>
+        <w:tab/>
+      </w:r>
+      <w:r>
+        <w:rPr>
+          <w:rFonts w:ascii="Cambria" w:eastAsia="Georgia" w:hAnsi="Cambria" w:cs="Georgia"/>
+          <w:i/>
+          <w:kern w:val="0"/>
+          <w:sz w:val="20"/>
+          <w:szCs w:val="20"/>
+          <w:lang w:val="en-US"/>
+          <w14:ligatures w14:val="none"/>
+        </w:rPr>
+        <w:t>2021</w:t>
       </w:r>
     </w:p>
     <w:p>
@@ -3131,11 +3598,14 @@
         <w:autoSpaceDE w:val="0"/>
         <w:autoSpaceDN w:val="0"/>
         <w:spacing w:before="124" w:after="0" w:line="240" w:lineRule="auto"/>
-        <w:rPr>
-          <w:rFonts w:ascii="Times New Roman" w:eastAsia="Georgia" w:hAnsi="Times New Roman" w:cs="Georgia"/>
-          <w:i/>
-          <w:kern w:val="0"/>
-          <w:sz w:val="18"/>
+        <w:ind w:left="757" w:right="113"/>
+        <w:jc w:val="both"/>
+        <w:rPr>
+          <w:rFonts w:ascii="Cambria" w:eastAsia="Georgia" w:hAnsi="Cambria" w:cs="Georgia"/>
+          <w:i/>
+          <w:kern w:val="0"/>
+          <w:sz w:val="20"/>
+          <w:szCs w:val="20"/>
           <w:lang w:val="en-US"/>
           <w14:ligatures w14:val="none"/>
         </w:rPr>
@@ -3146,6 +3616,8 @@
           <w:b/>
           <w:w w:val="95"/>
           <w:kern w:val="0"/>
+          <w:sz w:val="20"/>
+          <w:szCs w:val="20"/>
           <w:lang w:val="en-US"/>
           <w14:ligatures w14:val="none"/>
         </w:rPr>
@@ -3157,6 +3629,8 @@
           <w:bCs/>
           <w:w w:val="95"/>
           <w:kern w:val="0"/>
+          <w:sz w:val="20"/>
+          <w:szCs w:val="20"/>
           <w:lang w:val="en-US"/>
           <w14:ligatures w14:val="none"/>
         </w:rPr>
@@ -3169,6 +3643,8 @@
           <w:color w:val="002060"/>
           <w:w w:val="95"/>
           <w:kern w:val="0"/>
+          <w:sz w:val="20"/>
+          <w:szCs w:val="20"/>
           <w:lang w:val="en-US"/>
           <w14:ligatures w14:val="none"/>
         </w:rPr>
@@ -3183,6 +3659,8 @@
           <w:color w:val="002060"/>
           <w:w w:val="95"/>
           <w:kern w:val="0"/>
+          <w:sz w:val="20"/>
+          <w:szCs w:val="20"/>
           <w:lang w:val="en-US"/>
           <w14:ligatures w14:val="none"/>
         </w:rPr>
@@ -3196,26 +3674,14 @@
           <w:iCs/>
           <w:w w:val="95"/>
           <w:kern w:val="0"/>
-          <w:lang w:val="en-US"/>
-          <w14:ligatures w14:val="none"/>
-        </w:rPr>
-        <w:t xml:space="preserve">(Institute of Language Management, Bangalore)                                                      </w:t>
-      </w:r>
-      <w:r>
-        <w:rPr>
-          <w:rFonts w:ascii="Times New Roman" w:eastAsia="Georgia" w:hAnsi="Times New Roman" w:cs="Times New Roman"/>
-          <w:bCs/>
-          <w:i/>
-          <w:iCs/>
-          <w:w w:val="95"/>
-          <w:kern w:val="0"/>
-          <w:sz w:val="18"/>
-          <w:szCs w:val="18"/>
-          <w:lang w:val="en-US"/>
-          <w14:ligatures w14:val="none"/>
-        </w:rPr>
-        <w:t xml:space="preserve">2017 </w:t>
-      </w:r>
+          <w:sz w:val="20"/>
+          <w:szCs w:val="20"/>
+          <w:lang w:val="en-US"/>
+          <w14:ligatures w14:val="none"/>
+        </w:rPr>
+        <w:t xml:space="preserve">(Institute of Language Management, </w:t>
+      </w:r>
+      <w:proofErr w:type="gramStart"/>
       <w:r>
         <w:rPr>
           <w:rFonts w:ascii="Cambria" w:eastAsia="Georgia" w:hAnsi="Cambria" w:cs="Georgia"/>
@@ -3224,8 +3690,129 @@
           <w:iCs/>
           <w:w w:val="95"/>
           <w:kern w:val="0"/>
-          <w:sz w:val="18"/>
-          <w:szCs w:val="18"/>
+          <w:sz w:val="20"/>
+          <w:szCs w:val="20"/>
+          <w:lang w:val="en-US"/>
+          <w14:ligatures w14:val="none"/>
+        </w:rPr>
+        <w:t xml:space="preserve">Bangalore)  </w:t>
+      </w:r>
+      <w:r>
+        <w:rPr>
+          <w:rFonts w:ascii="Cambria" w:eastAsia="Georgia" w:hAnsi="Cambria" w:cs="Georgia"/>
+          <w:bCs/>
+          <w:i/>
+          <w:iCs/>
+          <w:w w:val="95"/>
+          <w:kern w:val="0"/>
+          <w:sz w:val="20"/>
+          <w:szCs w:val="20"/>
+          <w:lang w:val="en-US"/>
+          <w14:ligatures w14:val="none"/>
+        </w:rPr>
+        <w:t xml:space="preserve"> </w:t>
+      </w:r>
+      <w:proofErr w:type="gramEnd"/>
+      <w:r>
+        <w:rPr>
+          <w:rFonts w:ascii="Cambria" w:eastAsia="Georgia" w:hAnsi="Cambria" w:cs="Georgia"/>
+          <w:bCs/>
+          <w:i/>
+          <w:iCs/>
+          <w:w w:val="95"/>
+          <w:kern w:val="0"/>
+          <w:sz w:val="20"/>
+          <w:szCs w:val="20"/>
+          <w:lang w:val="en-US"/>
+          <w14:ligatures w14:val="none"/>
+        </w:rPr>
+        <w:t xml:space="preserve">                                                </w:t>
+      </w:r>
+      <w:r>
+        <w:rPr>
+          <w:rFonts w:ascii="Cambria" w:eastAsia="Georgia" w:hAnsi="Cambria" w:cs="Georgia"/>
+          <w:bCs/>
+          <w:i/>
+          <w:iCs/>
+          <w:w w:val="95"/>
+          <w:kern w:val="0"/>
+          <w:sz w:val="20"/>
+          <w:szCs w:val="20"/>
+          <w:lang w:val="en-US"/>
+          <w14:ligatures w14:val="none"/>
+        </w:rPr>
+        <w:t xml:space="preserve"> </w:t>
+      </w:r>
+      <w:r>
+        <w:rPr>
+          <w:rFonts w:ascii="Cambria" w:eastAsia="Georgia" w:hAnsi="Cambria" w:cs="Georgia"/>
+          <w:bCs/>
+          <w:i/>
+          <w:iCs/>
+          <w:w w:val="95"/>
+          <w:kern w:val="0"/>
+          <w:sz w:val="20"/>
+          <w:szCs w:val="20"/>
+          <w:lang w:val="en-US"/>
+          <w14:ligatures w14:val="none"/>
+        </w:rPr>
+        <w:t xml:space="preserve"> </w:t>
+      </w:r>
+      <w:r>
+        <w:rPr>
+          <w:rFonts w:ascii="Cambria" w:eastAsia="Georgia" w:hAnsi="Cambria" w:cs="Georgia"/>
+          <w:bCs/>
+          <w:i/>
+          <w:iCs/>
+          <w:w w:val="95"/>
+          <w:kern w:val="0"/>
+          <w:sz w:val="20"/>
+          <w:szCs w:val="20"/>
+          <w:lang w:val="en-US"/>
+          <w14:ligatures w14:val="none"/>
+        </w:rPr>
+        <w:tab/>
+      </w:r>
+      <w:r>
+        <w:rPr>
+          <w:rFonts w:ascii="Cambria" w:eastAsia="Georgia" w:hAnsi="Cambria" w:cs="Georgia"/>
+          <w:bCs/>
+          <w:i/>
+          <w:iCs/>
+          <w:w w:val="95"/>
+          <w:kern w:val="0"/>
+          <w:sz w:val="20"/>
+          <w:szCs w:val="20"/>
+          <w:lang w:val="en-US"/>
+          <w14:ligatures w14:val="none"/>
+        </w:rPr>
+        <w:t xml:space="preserve"> </w:t>
+      </w:r>
+      <w:r>
+        <w:rPr>
+          <w:rFonts w:ascii="Cambria" w:eastAsia="Georgia" w:hAnsi="Cambria" w:cs="Times New Roman"/>
+          <w:bCs/>
+          <w:i/>
+          <w:iCs/>
+          <w:w w:val="95"/>
+          <w:kern w:val="0"/>
+          <w:sz w:val="20"/>
+          <w:szCs w:val="20"/>
+          <w:lang w:val="en-US"/>
+          <w14:ligatures w14:val="none"/>
+        </w:rPr>
+        <w:t xml:space="preserve">2017 </w:t>
+      </w:r>
+      <w:r>
+        <w:rPr>
+          <w:rFonts w:ascii="Cambria" w:eastAsia="Georgia" w:hAnsi="Cambria" w:cs="Georgia"/>
+          <w:bCs/>
+          <w:i/>
+          <w:iCs/>
+          <w:w w:val="95"/>
+          <w:kern w:val="0"/>
+          <w:sz w:val="20"/>
+          <w:szCs w:val="20"/>
           <w:lang w:val="en-US"/>
           <w14:ligatures w14:val="none"/>
         </w:rPr>
@@ -3247,11 +3834,14 @@
         <w:autoSpaceDE w:val="0"/>
         <w:autoSpaceDN w:val="0"/>
         <w:spacing w:before="124" w:after="0" w:line="240" w:lineRule="auto"/>
-        <w:rPr>
-          <w:rFonts w:ascii="Times New Roman" w:eastAsia="Georgia" w:hAnsi="Times New Roman" w:cs="Georgia"/>
-          <w:i/>
-          <w:kern w:val="0"/>
-          <w:sz w:val="18"/>
+        <w:ind w:left="757" w:right="113"/>
+        <w:jc w:val="both"/>
+        <w:rPr>
+          <w:rFonts w:ascii="Cambria" w:eastAsia="Georgia" w:hAnsi="Cambria" w:cs="Georgia"/>
+          <w:i/>
+          <w:kern w:val="0"/>
+          <w:sz w:val="20"/>
+          <w:szCs w:val="20"/>
           <w:lang w:val="en-US"/>
           <w14:ligatures w14:val="none"/>
         </w:rPr>
@@ -3262,6 +3852,8 @@
           <w:b/>
           <w:w w:val="95"/>
           <w:kern w:val="0"/>
+          <w:sz w:val="20"/>
+          <w:szCs w:val="20"/>
           <w:lang w:val="en-US"/>
           <w14:ligatures w14:val="none"/>
         </w:rPr>
@@ -3275,6 +3867,8 @@
           <w:iCs/>
           <w:w w:val="95"/>
           <w:kern w:val="0"/>
+          <w:sz w:val="20"/>
+          <w:szCs w:val="20"/>
           <w:lang w:val="en-US"/>
           <w14:ligatures w14:val="none"/>
         </w:rPr>
@@ -3289,6 +3883,8 @@
           <w:color w:val="002060"/>
           <w:w w:val="95"/>
           <w:kern w:val="0"/>
+          <w:sz w:val="20"/>
+          <w:szCs w:val="20"/>
           <w:lang w:val="en-US"/>
           <w14:ligatures w14:val="none"/>
         </w:rPr>
@@ -3302,6 +3898,8 @@
           <w:iCs/>
           <w:w w:val="95"/>
           <w:kern w:val="0"/>
+          <w:sz w:val="20"/>
+          <w:szCs w:val="20"/>
           <w:lang w:val="en-US"/>
           <w14:ligatures w14:val="none"/>
         </w:rPr>
@@ -3313,37 +3911,46 @@
           <w:i/>
           <w:iCs/>
           <w:kern w:val="0"/>
-          <w:lang w:val="en-US"/>
-          <w14:ligatures w14:val="none"/>
-        </w:rPr>
-        <w:t>Sakthi Vinayaga Software Institute, Madurai</w:t>
-      </w:r>
-      <w:r>
-        <w:rPr>
-          <w:rFonts w:ascii="Georgia" w:eastAsia="Georgia" w:hAnsi="Georgia" w:cs="Georgia"/>
-          <w:kern w:val="0"/>
-          <w:lang w:val="en-US"/>
-          <w14:ligatures w14:val="none"/>
-        </w:rPr>
-        <w:t xml:space="preserve"> )</w:t>
-      </w:r>
-      <w:r>
-        <w:rPr>
-          <w:rFonts w:ascii="Times New Roman" w:eastAsia="Georgia" w:hAnsi="Times New Roman" w:cs="Georgia"/>
+          <w:sz w:val="20"/>
+          <w:szCs w:val="20"/>
+          <w:lang w:val="en-US"/>
+          <w14:ligatures w14:val="none"/>
+        </w:rPr>
+        <w:t xml:space="preserve">Sakthi Vinayaga Software Institute, </w:t>
+      </w:r>
+      <w:proofErr w:type="gramStart"/>
+      <w:r>
+        <w:rPr>
+          <w:rFonts w:ascii="Cambria" w:eastAsia="Georgia" w:hAnsi="Cambria" w:cs="Georgia"/>
+          <w:i/>
+          <w:iCs/>
+          <w:kern w:val="0"/>
+          <w:sz w:val="20"/>
+          <w:szCs w:val="20"/>
+          <w:lang w:val="en-US"/>
+          <w14:ligatures w14:val="none"/>
+        </w:rPr>
+        <w:t>Madurai</w:t>
+      </w:r>
+      <w:r>
+        <w:rPr>
+          <w:rFonts w:ascii="Cambria" w:eastAsia="Georgia" w:hAnsi="Cambria" w:cs="Georgia"/>
+          <w:kern w:val="0"/>
+          <w:sz w:val="20"/>
+          <w:szCs w:val="20"/>
+          <w:lang w:val="en-US"/>
+          <w14:ligatures w14:val="none"/>
+        </w:rPr>
+        <w:t>)</w:t>
+      </w:r>
+      <w:r>
+        <w:rPr>
+          <w:rFonts w:ascii="Cambria" w:eastAsia="Georgia" w:hAnsi="Cambria" w:cs="Georgia"/>
           <w:b/>
           <w:w w:val="95"/>
           <w:kern w:val="0"/>
-          <w:lang w:val="en-US"/>
-          <w14:ligatures w14:val="none"/>
-        </w:rPr>
-        <w:t xml:space="preserve">            </w:t>
-      </w:r>
-      <w:r>
-        <w:rPr>
-          <w:rFonts w:ascii="Times New Roman" w:eastAsia="Georgia" w:hAnsi="Times New Roman" w:cs="Georgia"/>
-          <w:i/>
-          <w:kern w:val="0"/>
-          <w:sz w:val="18"/>
+          <w:sz w:val="20"/>
+          <w:szCs w:val="20"/>
           <w:lang w:val="en-US"/>
           <w14:ligatures w14:val="none"/>
         </w:rPr>
@@ -3351,11 +3958,101 @@
       </w:r>
       <w:r>
         <w:rPr>
-          <w:rFonts w:ascii="Times New Roman" w:eastAsia="Georgia" w:hAnsi="Times New Roman" w:cs="Georgia"/>
+          <w:rFonts w:ascii="Cambria" w:eastAsia="Georgia" w:hAnsi="Cambria" w:cs="Georgia"/>
+          <w:b/>
+          <w:w w:val="95"/>
+          <w:kern w:val="0"/>
+          <w:sz w:val="20"/>
+          <w:szCs w:val="20"/>
+          <w:lang w:val="en-US"/>
+          <w14:ligatures w14:val="none"/>
+        </w:rPr>
+        <w:t xml:space="preserve"> </w:t>
+      </w:r>
+      <w:proofErr w:type="gramEnd"/>
+      <w:r>
+        <w:rPr>
+          <w:rFonts w:ascii="Cambria" w:eastAsia="Georgia" w:hAnsi="Cambria" w:cs="Georgia"/>
+          <w:b/>
+          <w:w w:val="95"/>
+          <w:kern w:val="0"/>
+          <w:sz w:val="20"/>
+          <w:szCs w:val="20"/>
+          <w:lang w:val="en-US"/>
+          <w14:ligatures w14:val="none"/>
+        </w:rPr>
+        <w:t xml:space="preserve"> </w:t>
+      </w:r>
+      <w:r>
+        <w:rPr>
+          <w:rFonts w:ascii="Cambria" w:eastAsia="Georgia" w:hAnsi="Cambria" w:cs="Georgia"/>
+          <w:b/>
+          <w:w w:val="95"/>
+          <w:kern w:val="0"/>
+          <w:sz w:val="20"/>
+          <w:szCs w:val="20"/>
+          <w:lang w:val="en-US"/>
+          <w14:ligatures w14:val="none"/>
+        </w:rPr>
+        <w:t xml:space="preserve">        </w:t>
+      </w:r>
+      <w:r>
+        <w:rPr>
+          <w:rFonts w:ascii="Cambria" w:eastAsia="Georgia" w:hAnsi="Cambria" w:cs="Georgia"/>
+          <w:b/>
+          <w:w w:val="95"/>
+          <w:kern w:val="0"/>
+          <w:sz w:val="20"/>
+          <w:szCs w:val="20"/>
+          <w:lang w:val="en-US"/>
+          <w14:ligatures w14:val="none"/>
+        </w:rPr>
+        <w:t xml:space="preserve"> </w:t>
+      </w:r>
+      <w:r>
+        <w:rPr>
+          <w:rFonts w:ascii="Cambria" w:eastAsia="Georgia" w:hAnsi="Cambria" w:cs="Georgia"/>
+          <w:i/>
+          <w:kern w:val="0"/>
+          <w:sz w:val="20"/>
+          <w:szCs w:val="20"/>
+          <w:lang w:val="en-US"/>
+          <w14:ligatures w14:val="none"/>
+        </w:rPr>
+        <w:t xml:space="preserve"> </w:t>
+      </w:r>
+      <w:r>
+        <w:rPr>
+          <w:rFonts w:ascii="Cambria" w:eastAsia="Georgia" w:hAnsi="Cambria" w:cs="Georgia"/>
+          <w:i/>
+          <w:kern w:val="0"/>
+          <w:sz w:val="20"/>
+          <w:szCs w:val="20"/>
+          <w:lang w:val="en-US"/>
+          <w14:ligatures w14:val="none"/>
+        </w:rPr>
+        <w:tab/>
+      </w:r>
+      <w:r>
+        <w:rPr>
+          <w:rFonts w:ascii="Cambria" w:eastAsia="Georgia" w:hAnsi="Cambria" w:cs="Georgia"/>
+          <w:i/>
+          <w:kern w:val="0"/>
+          <w:sz w:val="20"/>
+          <w:szCs w:val="20"/>
+          <w:lang w:val="en-US"/>
+          <w14:ligatures w14:val="none"/>
+        </w:rPr>
+        <w:t xml:space="preserve"> </w:t>
+      </w:r>
+      <w:r>
+        <w:rPr>
+          <w:rFonts w:ascii="Cambria" w:eastAsia="Georgia" w:hAnsi="Cambria" w:cs="Georgia"/>
           <w:i/>
           <w:spacing w:val="28"/>
           <w:kern w:val="0"/>
-          <w:sz w:val="18"/>
+          <w:sz w:val="20"/>
+          <w:szCs w:val="20"/>
           <w:lang w:val="en-US"/>
           <w14:ligatures w14:val="none"/>
         </w:rPr>
@@ -3363,10 +4060,11 @@
       </w:r>
       <w:r>
         <w:rPr>
-          <w:rFonts w:ascii="Times New Roman" w:eastAsia="Georgia" w:hAnsi="Times New Roman" w:cs="Georgia"/>
-          <w:i/>
-          <w:kern w:val="0"/>
-          <w:sz w:val="18"/>
+          <w:rFonts w:ascii="Cambria" w:eastAsia="Georgia" w:hAnsi="Cambria" w:cs="Georgia"/>
+          <w:i/>
+          <w:kern w:val="0"/>
+          <w:sz w:val="20"/>
+          <w:szCs w:val="20"/>
           <w:lang w:val="en-US"/>
           <w14:ligatures w14:val="none"/>
         </w:rPr>
@@ -3383,12 +4081,14 @@
         <w:autoSpaceDE w:val="0"/>
         <w:autoSpaceDN w:val="0"/>
         <w:spacing w:before="124" w:after="0" w:line="240" w:lineRule="auto"/>
-        <w:ind w:left="191"/>
-        <w:rPr>
-          <w:rFonts w:ascii="Times New Roman" w:eastAsia="Georgia" w:hAnsi="Times New Roman" w:cs="Georgia"/>
-          <w:i/>
-          <w:kern w:val="0"/>
-          <w:sz w:val="18"/>
+        <w:ind w:left="191" w:right="680"/>
+        <w:jc w:val="both"/>
+        <w:rPr>
+          <w:rFonts w:ascii="Cambria" w:eastAsia="Georgia" w:hAnsi="Cambria" w:cs="Georgia"/>
+          <w:i/>
+          <w:kern w:val="0"/>
+          <w:sz w:val="20"/>
+          <w:szCs w:val="20"/>
           <w:lang w:val="en-US"/>
           <w14:ligatures w14:val="none"/>
         </w:rPr>
@@ -3453,10 +4153,6 @@
     <w:p>
       <w:pPr>
         <w:widowControl w:val="0"/>
-        <w:numPr>
-          <w:ilvl w:val="0"/>
-          <w:numId w:val="3"/>
-        </w:numPr>
         <w:tabs>
           <w:tab w:val="left" w:pos="192"/>
           <w:tab w:val="right" w:pos="10388"/>
@@ -3464,6 +4160,7 @@
         <w:autoSpaceDE w:val="0"/>
         <w:autoSpaceDN w:val="0"/>
         <w:spacing w:before="124" w:after="0" w:line="240" w:lineRule="auto"/>
+        <w:ind w:left="720"/>
         <w:rPr>
           <w:rFonts w:ascii="Cambria" w:eastAsia="Georgia" w:hAnsi="Cambria" w:cs="Georgia"/>
           <w:kern w:val="0"/>
@@ -3471,8 +4168,32 @@
           <w:lang w:val="en-US"/>
           <w14:ligatures w14:val="none"/>
         </w:rPr>
-      </w:pPr>
-      <w:r>
+        <w:sectPr>
+          <w:type w:val="continuous"/>
+          <w:pgSz w:w="11910" w:h="16840"/>
+          <w:pgMar w:top="440" w:right="580" w:bottom="280" w:left="680" w:header="720" w:footer="720" w:gutter="0"/>
+          <w:pgBorders w:offsetFrom="page">
+            <w:top w:val="thinThickSmallGap" w:sz="24" w:space="24" w:color="1F3864" w:themeColor="accent1" w:themeShade="80"/>
+            <w:left w:val="thinThickSmallGap" w:sz="24" w:space="24" w:color="1F3864" w:themeColor="accent1" w:themeShade="80"/>
+            <w:bottom w:val="thickThinSmallGap" w:sz="24" w:space="24" w:color="1F3864" w:themeColor="accent1" w:themeShade="80"/>
+            <w:right w:val="thickThinSmallGap" w:sz="24" w:space="24" w:color="1F3864" w:themeColor="accent1" w:themeShade="80"/>
+          </w:pgBorders>
+          <w:cols w:space="720"/>
+        </w:sectPr>
+      </w:pPr>
+    </w:p>
+    <w:p>
+      <w:pPr>
+        <w:pStyle w:val="ListParagraph"/>
+        <w:widowControl w:val="0"/>
+        <w:tabs>
+          <w:tab w:val="left" w:pos="192"/>
+          <w:tab w:val="right" w:pos="10388"/>
+        </w:tabs>
+        <w:autoSpaceDE w:val="0"/>
+        <w:autoSpaceDN w:val="0"/>
+        <w:spacing w:after="0" w:line="360" w:lineRule="auto"/>
+        <w:ind w:left="1440"/>
         <w:rPr>
           <w:rFonts w:ascii="Cambria" w:eastAsia="Georgia" w:hAnsi="Cambria" w:cs="Georgia"/>
           <w:kern w:val="0"/>
@@ -3480,16 +4201,315 @@
           <w:lang w:val="en-US"/>
           <w14:ligatures w14:val="none"/>
         </w:rPr>
-        <w:t>I adapt swiftly to new tools and technologies.</w:t>
-      </w:r>
-    </w:p>
-    <w:p>
-      <w:pPr>
+      </w:pPr>
+    </w:p>
+    <w:p>
+      <w:pPr>
+        <w:pStyle w:val="ListParagraph"/>
         <w:widowControl w:val="0"/>
         <w:numPr>
           <w:ilvl w:val="0"/>
-          <w:numId w:val="3"/>
+          <w:numId w:val="24"/>
         </w:numPr>
+        <w:tabs>
+          <w:tab w:val="left" w:pos="192"/>
+          <w:tab w:val="right" w:pos="10388"/>
+        </w:tabs>
+        <w:autoSpaceDE w:val="0"/>
+        <w:autoSpaceDN w:val="0"/>
+        <w:spacing w:after="0" w:line="360" w:lineRule="auto"/>
+        <w:rPr>
+          <w:rFonts w:ascii="Cambria" w:eastAsia="Georgia" w:hAnsi="Cambria" w:cs="Georgia"/>
+          <w:kern w:val="0"/>
+          <w:szCs w:val="24"/>
+          <w:lang w:val="en-US"/>
+          <w14:ligatures w14:val="none"/>
+        </w:rPr>
+      </w:pPr>
+      <w:r>
+        <w:rPr>
+          <w:rFonts w:ascii="Cambria" w:eastAsia="Georgia" w:hAnsi="Cambria" w:cs="Georgia"/>
+          <w:kern w:val="0"/>
+          <w:szCs w:val="24"/>
+          <w:lang w:val="en-US"/>
+          <w14:ligatures w14:val="none"/>
+        </w:rPr>
+        <w:t>Problem Solving</w:t>
+      </w:r>
+    </w:p>
+    <w:p>
+      <w:pPr>
+        <w:pStyle w:val="ListParagraph"/>
+        <w:widowControl w:val="0"/>
+        <w:numPr>
+          <w:ilvl w:val="0"/>
+          <w:numId w:val="24"/>
+        </w:numPr>
+        <w:tabs>
+          <w:tab w:val="left" w:pos="192"/>
+          <w:tab w:val="right" w:pos="10388"/>
+        </w:tabs>
+        <w:autoSpaceDE w:val="0"/>
+        <w:autoSpaceDN w:val="0"/>
+        <w:spacing w:after="0" w:line="360" w:lineRule="auto"/>
+        <w:rPr>
+          <w:rFonts w:ascii="Cambria" w:eastAsia="Georgia" w:hAnsi="Cambria" w:cs="Georgia"/>
+          <w:kern w:val="0"/>
+          <w:szCs w:val="24"/>
+          <w:lang w:val="en-US"/>
+          <w14:ligatures w14:val="none"/>
+        </w:rPr>
+      </w:pPr>
+      <w:r>
+        <w:rPr>
+          <w:rFonts w:ascii="Cambria" w:eastAsia="Georgia" w:hAnsi="Cambria" w:cs="Georgia"/>
+          <w:kern w:val="0"/>
+          <w:szCs w:val="24"/>
+          <w:lang w:val="en-US"/>
+          <w14:ligatures w14:val="none"/>
+        </w:rPr>
+        <w:t>Analytical Thinking</w:t>
+      </w:r>
+    </w:p>
+    <w:p>
+      <w:pPr>
+        <w:pStyle w:val="ListParagraph"/>
+        <w:widowControl w:val="0"/>
+        <w:numPr>
+          <w:ilvl w:val="0"/>
+          <w:numId w:val="24"/>
+        </w:numPr>
+        <w:tabs>
+          <w:tab w:val="left" w:pos="192"/>
+          <w:tab w:val="right" w:pos="10388"/>
+        </w:tabs>
+        <w:autoSpaceDE w:val="0"/>
+        <w:autoSpaceDN w:val="0"/>
+        <w:spacing w:after="0" w:line="360" w:lineRule="auto"/>
+        <w:rPr>
+          <w:rFonts w:ascii="Cambria" w:eastAsia="Georgia" w:hAnsi="Cambria" w:cs="Georgia"/>
+          <w:kern w:val="0"/>
+          <w:szCs w:val="24"/>
+          <w:lang w:val="en-US"/>
+          <w14:ligatures w14:val="none"/>
+        </w:rPr>
+      </w:pPr>
+      <w:r>
+        <w:rPr>
+          <w:rFonts w:ascii="Cambria" w:eastAsia="Georgia" w:hAnsi="Cambria" w:cs="Georgia"/>
+          <w:kern w:val="0"/>
+          <w:szCs w:val="24"/>
+          <w:lang w:val="en-US"/>
+          <w14:ligatures w14:val="none"/>
+        </w:rPr>
+        <w:t>Team Collaboration</w:t>
+      </w:r>
+    </w:p>
+    <w:p>
+      <w:pPr>
+        <w:pStyle w:val="ListParagraph"/>
+        <w:widowControl w:val="0"/>
+        <w:numPr>
+          <w:ilvl w:val="0"/>
+          <w:numId w:val="24"/>
+        </w:numPr>
+        <w:tabs>
+          <w:tab w:val="left" w:pos="192"/>
+          <w:tab w:val="right" w:pos="10388"/>
+        </w:tabs>
+        <w:autoSpaceDE w:val="0"/>
+        <w:autoSpaceDN w:val="0"/>
+        <w:spacing w:after="0" w:line="360" w:lineRule="auto"/>
+        <w:rPr>
+          <w:rFonts w:ascii="Cambria" w:eastAsia="Georgia" w:hAnsi="Cambria" w:cs="Georgia"/>
+          <w:kern w:val="0"/>
+          <w:szCs w:val="24"/>
+          <w:lang w:val="en-US"/>
+          <w14:ligatures w14:val="none"/>
+        </w:rPr>
+      </w:pPr>
+      <w:r>
+        <w:rPr>
+          <w:rFonts w:ascii="Cambria" w:eastAsia="Georgia" w:hAnsi="Cambria" w:cs="Georgia"/>
+          <w:kern w:val="0"/>
+          <w:szCs w:val="24"/>
+          <w:lang w:val="en-US"/>
+          <w14:ligatures w14:val="none"/>
+        </w:rPr>
+        <w:t>Adaptability</w:t>
+      </w:r>
+    </w:p>
+    <w:p>
+      <w:pPr>
+        <w:widowControl w:val="0"/>
+        <w:tabs>
+          <w:tab w:val="left" w:pos="192"/>
+          <w:tab w:val="right" w:pos="10388"/>
+        </w:tabs>
+        <w:autoSpaceDE w:val="0"/>
+        <w:autoSpaceDN w:val="0"/>
+        <w:spacing w:after="0" w:line="360" w:lineRule="auto"/>
+        <w:ind w:left="1080"/>
+        <w:rPr>
+          <w:rFonts w:ascii="Cambria" w:eastAsia="Georgia" w:hAnsi="Cambria" w:cs="Georgia"/>
+          <w:kern w:val="0"/>
+          <w:szCs w:val="24"/>
+          <w:lang w:val="en-US"/>
+          <w14:ligatures w14:val="none"/>
+        </w:rPr>
+      </w:pPr>
+    </w:p>
+    <w:p>
+      <w:pPr>
+        <w:pStyle w:val="ListParagraph"/>
+        <w:widowControl w:val="0"/>
+        <w:numPr>
+          <w:ilvl w:val="0"/>
+          <w:numId w:val="24"/>
+        </w:numPr>
+        <w:tabs>
+          <w:tab w:val="left" w:pos="192"/>
+          <w:tab w:val="right" w:pos="10388"/>
+        </w:tabs>
+        <w:autoSpaceDE w:val="0"/>
+        <w:autoSpaceDN w:val="0"/>
+        <w:spacing w:after="0" w:line="360" w:lineRule="auto"/>
+        <w:rPr>
+          <w:rFonts w:ascii="Cambria" w:eastAsia="Georgia" w:hAnsi="Cambria" w:cs="Georgia"/>
+          <w:kern w:val="0"/>
+          <w:szCs w:val="24"/>
+          <w:lang w:val="en-US"/>
+          <w14:ligatures w14:val="none"/>
+        </w:rPr>
+      </w:pPr>
+      <w:r>
+        <w:rPr>
+          <w:rFonts w:ascii="Cambria" w:eastAsia="Georgia" w:hAnsi="Cambria" w:cs="Georgia"/>
+          <w:kern w:val="0"/>
+          <w:szCs w:val="24"/>
+          <w:lang w:val="en-US"/>
+          <w14:ligatures w14:val="none"/>
+        </w:rPr>
+        <w:t>Communication Skills</w:t>
+      </w:r>
+    </w:p>
+    <w:p>
+      <w:pPr>
+        <w:pStyle w:val="ListParagraph"/>
+        <w:widowControl w:val="0"/>
+        <w:numPr>
+          <w:ilvl w:val="0"/>
+          <w:numId w:val="24"/>
+        </w:numPr>
+        <w:tabs>
+          <w:tab w:val="left" w:pos="192"/>
+          <w:tab w:val="right" w:pos="10388"/>
+        </w:tabs>
+        <w:autoSpaceDE w:val="0"/>
+        <w:autoSpaceDN w:val="0"/>
+        <w:spacing w:after="0" w:line="360" w:lineRule="auto"/>
+        <w:rPr>
+          <w:rFonts w:ascii="Cambria" w:eastAsia="Georgia" w:hAnsi="Cambria" w:cs="Georgia"/>
+          <w:kern w:val="0"/>
+          <w:szCs w:val="24"/>
+          <w:lang w:val="en-US"/>
+          <w14:ligatures w14:val="none"/>
+        </w:rPr>
+      </w:pPr>
+      <w:r>
+        <w:rPr>
+          <w:rFonts w:ascii="Cambria" w:eastAsia="Georgia" w:hAnsi="Cambria" w:cs="Georgia"/>
+          <w:kern w:val="0"/>
+          <w:szCs w:val="24"/>
+          <w:lang w:val="en-US"/>
+          <w14:ligatures w14:val="none"/>
+        </w:rPr>
+        <w:t>Continuous Learning</w:t>
+      </w:r>
+    </w:p>
+    <w:p>
+      <w:pPr>
+        <w:pStyle w:val="ListParagraph"/>
+        <w:widowControl w:val="0"/>
+        <w:numPr>
+          <w:ilvl w:val="0"/>
+          <w:numId w:val="24"/>
+        </w:numPr>
+        <w:tabs>
+          <w:tab w:val="left" w:pos="192"/>
+          <w:tab w:val="right" w:pos="10388"/>
+        </w:tabs>
+        <w:autoSpaceDE w:val="0"/>
+        <w:autoSpaceDN w:val="0"/>
+        <w:spacing w:after="0" w:line="360" w:lineRule="auto"/>
+        <w:rPr>
+          <w:rFonts w:ascii="Cambria" w:eastAsia="Georgia" w:hAnsi="Cambria" w:cs="Georgia"/>
+          <w:kern w:val="0"/>
+          <w:szCs w:val="24"/>
+          <w:lang w:val="en-US"/>
+          <w14:ligatures w14:val="none"/>
+        </w:rPr>
+      </w:pPr>
+      <w:r>
+        <w:rPr>
+          <w:rFonts w:ascii="Cambria" w:eastAsia="Georgia" w:hAnsi="Cambria" w:cs="Georgia"/>
+          <w:kern w:val="0"/>
+          <w:szCs w:val="24"/>
+          <w:lang w:val="en-US"/>
+          <w14:ligatures w14:val="none"/>
+        </w:rPr>
+        <w:t>Quick Learning Ability</w:t>
+      </w:r>
+    </w:p>
+    <w:p>
+      <w:pPr>
+        <w:pStyle w:val="ListParagraph"/>
+        <w:widowControl w:val="0"/>
+        <w:numPr>
+          <w:ilvl w:val="0"/>
+          <w:numId w:val="24"/>
+        </w:numPr>
+        <w:tabs>
+          <w:tab w:val="left" w:pos="192"/>
+          <w:tab w:val="right" w:pos="10388"/>
+        </w:tabs>
+        <w:autoSpaceDE w:val="0"/>
+        <w:autoSpaceDN w:val="0"/>
+        <w:spacing w:after="0" w:line="360" w:lineRule="auto"/>
+        <w:rPr>
+          <w:rFonts w:ascii="Cambria" w:eastAsia="Georgia" w:hAnsi="Cambria" w:cs="Georgia"/>
+          <w:kern w:val="0"/>
+          <w:szCs w:val="24"/>
+          <w:lang w:val="en-US"/>
+          <w14:ligatures w14:val="none"/>
+        </w:rPr>
+        <w:sectPr>
+          <w:type w:val="continuous"/>
+          <w:pgSz w:w="11910" w:h="16840"/>
+          <w:pgMar w:top="440" w:right="580" w:bottom="280" w:left="680" w:header="720" w:footer="720" w:gutter="0"/>
+          <w:pgBorders w:offsetFrom="page">
+            <w:top w:val="thinThickSmallGap" w:sz="24" w:space="24" w:color="1F3864" w:themeColor="accent1" w:themeShade="80"/>
+            <w:left w:val="thinThickSmallGap" w:sz="24" w:space="24" w:color="1F3864" w:themeColor="accent1" w:themeShade="80"/>
+            <w:bottom w:val="thickThinSmallGap" w:sz="24" w:space="24" w:color="1F3864" w:themeColor="accent1" w:themeShade="80"/>
+            <w:right w:val="thickThinSmallGap" w:sz="24" w:space="24" w:color="1F3864" w:themeColor="accent1" w:themeShade="80"/>
+          </w:pgBorders>
+          <w:cols w:num="2" w:space="720"/>
+        </w:sectPr>
+      </w:pPr>
+      <w:r>
+        <w:rPr>
+          <w:rFonts w:ascii="Cambria" w:eastAsia="Georgia" w:hAnsi="Cambria" w:cs="Georgia"/>
+          <w:kern w:val="0"/>
+          <w:szCs w:val="24"/>
+          <w:lang w:val="en-US"/>
+          <w14:ligatures w14:val="none"/>
+        </w:rPr>
+        <w:t>Ownership &amp; Accountability</w:t>
+      </w:r>
+    </w:p>
+    <w:p>
+      <w:pPr>
+        <w:widowControl w:val="0"/>
         <w:tabs>
           <w:tab w:val="left" w:pos="192"/>
           <w:tab w:val="right" w:pos="10388"/>
@@ -3497,6 +4517,7 @@
         <w:autoSpaceDE w:val="0"/>
         <w:autoSpaceDN w:val="0"/>
         <w:spacing w:before="124" w:after="0" w:line="240" w:lineRule="auto"/>
+        <w:ind w:left="720"/>
         <w:rPr>
           <w:rFonts w:ascii="Cambria" w:eastAsia="Georgia" w:hAnsi="Cambria" w:cs="Georgia"/>
           <w:kern w:val="0"/>
@@ -3505,117 +4526,7 @@
           <w14:ligatures w14:val="none"/>
         </w:rPr>
       </w:pPr>
-      <w:r>
-        <w:rPr>
-          <w:rFonts w:ascii="Cambria" w:eastAsia="Georgia" w:hAnsi="Cambria" w:cs="Georgia"/>
-          <w:kern w:val="0"/>
-          <w:szCs w:val="24"/>
-          <w:lang w:val="en-US"/>
-          <w14:ligatures w14:val="none"/>
-        </w:rPr>
-        <w:t>I am deeply committed to achieving excellence in my field.</w:t>
-      </w:r>
-    </w:p>
-    <w:p>
-      <w:pPr>
-        <w:widowControl w:val="0"/>
-        <w:numPr>
-          <w:ilvl w:val="0"/>
-          <w:numId w:val="3"/>
-        </w:numPr>
-        <w:tabs>
-          <w:tab w:val="left" w:pos="192"/>
-          <w:tab w:val="right" w:pos="10388"/>
-        </w:tabs>
-        <w:autoSpaceDE w:val="0"/>
-        <w:autoSpaceDN w:val="0"/>
-        <w:spacing w:before="124" w:after="0" w:line="240" w:lineRule="auto"/>
-        <w:rPr>
-          <w:rFonts w:ascii="Cambria" w:eastAsia="Georgia" w:hAnsi="Cambria" w:cs="Georgia"/>
-          <w:kern w:val="0"/>
-          <w:szCs w:val="24"/>
-          <w:lang w:val="en-US"/>
-          <w14:ligatures w14:val="none"/>
-        </w:rPr>
-      </w:pPr>
-      <w:r>
-        <w:rPr>
-          <w:rFonts w:ascii="Cambria" w:eastAsia="Georgia" w:hAnsi="Cambria" w:cs="Georgia"/>
-          <w:kern w:val="0"/>
-          <w:szCs w:val="24"/>
-          <w:lang w:val="en-US"/>
-          <w14:ligatures w14:val="none"/>
-        </w:rPr>
-        <w:t>I excel at articulating ideas clearly and concisely.</w:t>
-      </w:r>
-    </w:p>
-    <w:p>
-      <w:pPr>
-        <w:widowControl w:val="0"/>
-        <w:numPr>
-          <w:ilvl w:val="0"/>
-          <w:numId w:val="3"/>
-        </w:numPr>
-        <w:tabs>
-          <w:tab w:val="left" w:pos="192"/>
-          <w:tab w:val="right" w:pos="10388"/>
-        </w:tabs>
-        <w:autoSpaceDE w:val="0"/>
-        <w:autoSpaceDN w:val="0"/>
-        <w:spacing w:before="124" w:after="0" w:line="240" w:lineRule="auto"/>
-        <w:rPr>
-          <w:rFonts w:ascii="Cambria" w:eastAsia="Georgia" w:hAnsi="Cambria" w:cs="Georgia"/>
-          <w:kern w:val="0"/>
-          <w:szCs w:val="24"/>
-          <w:lang w:val="en-US"/>
-          <w14:ligatures w14:val="none"/>
-        </w:rPr>
-      </w:pPr>
-      <w:r>
-        <w:rPr>
-          <w:rFonts w:ascii="Cambria" w:eastAsia="Georgia" w:hAnsi="Cambria" w:cs="Georgia"/>
-          <w:kern w:val="0"/>
-          <w:szCs w:val="24"/>
-          <w:lang w:val="en-US"/>
-          <w14:ligatures w14:val="none"/>
-        </w:rPr>
-        <w:t>I am self-driven &amp; consistently strive for excellence.</w:t>
-      </w:r>
-    </w:p>
-    <w:p>
-      <w:pPr>
-        <w:widowControl w:val="0"/>
-        <w:numPr>
-          <w:ilvl w:val="0"/>
-          <w:numId w:val="3"/>
-        </w:numPr>
-        <w:tabs>
-          <w:tab w:val="left" w:pos="192"/>
-          <w:tab w:val="right" w:pos="10388"/>
-        </w:tabs>
-        <w:autoSpaceDE w:val="0"/>
-        <w:autoSpaceDN w:val="0"/>
-        <w:spacing w:before="124" w:after="0" w:line="240" w:lineRule="auto"/>
-        <w:rPr>
-          <w:rFonts w:ascii="Cambria" w:eastAsia="Georgia" w:hAnsi="Cambria" w:cs="Georgia"/>
-          <w:kern w:val="0"/>
-          <w:szCs w:val="24"/>
-          <w:lang w:val="en-US"/>
-          <w14:ligatures w14:val="none"/>
-        </w:rPr>
-      </w:pPr>
-      <w:r>
-        <w:rPr>
-          <w:rFonts w:ascii="Cambria" w:eastAsia="Georgia" w:hAnsi="Cambria" w:cs="Georgia"/>
-          <w:kern w:val="0"/>
-          <w:szCs w:val="24"/>
-          <w:lang w:val="en-US"/>
-          <w14:ligatures w14:val="none"/>
-        </w:rPr>
-        <w:t>I adapt easily to changing circumstances &amp; challenges.</w:t>
-      </w:r>
-    </w:p>
-    <w:p/>
+    </w:p>
     <w:sectPr>
       <w:type w:val="continuous"/>
       <w:pgSz w:w="11910" w:h="16840"/>
@@ -6352,6 +7263,119 @@
     </w:lvl>
   </w:abstractNum>
   <w:abstractNum w:abstractNumId="22" w15:restartNumberingAfterBreak="0">
+    <w:nsid w:val="7E15338A"/>
+    <w:multiLevelType w:val="hybridMultilevel"/>
+    <w:tmpl w:val="377C0B98"/>
+    <w:lvl w:ilvl="0" w:tplc="4009000B">
+      <w:start w:val="1"/>
+      <w:numFmt w:val="bullet"/>
+      <w:lvlText w:val=""/>
+      <w:lvlJc w:val="left"/>
+      <w:pPr>
+        <w:ind w:left="1440" w:hanging="360"/>
+      </w:pPr>
+      <w:rPr>
+        <w:rFonts w:ascii="Wingdings" w:hAnsi="Wingdings" w:hint="default"/>
+      </w:rPr>
+    </w:lvl>
+    <w:lvl w:ilvl="1" w:tplc="40090003" w:tentative="1">
+      <w:start w:val="1"/>
+      <w:numFmt w:val="bullet"/>
+      <w:lvlText w:val="o"/>
+      <w:lvlJc w:val="left"/>
+      <w:pPr>
+        <w:ind w:left="2160" w:hanging="360"/>
+      </w:pPr>
+      <w:rPr>
+        <w:rFonts w:ascii="Courier New" w:hAnsi="Courier New" w:cs="Courier New" w:hint="default"/>
+      </w:rPr>
+    </w:lvl>
+    <w:lvl w:ilvl="2" w:tplc="40090005" w:tentative="1">
+      <w:start w:val="1"/>
+      <w:numFmt w:val="bullet"/>
+      <w:lvlText w:val=""/>
+      <w:lvlJc w:val="left"/>
+      <w:pPr>
+        <w:ind w:left="2880" w:hanging="360"/>
+      </w:pPr>
+      <w:rPr>
+        <w:rFonts w:ascii="Wingdings" w:hAnsi="Wingdings" w:hint="default"/>
+      </w:rPr>
+    </w:lvl>
+    <w:lvl w:ilvl="3" w:tplc="40090001" w:tentative="1">
+      <w:start w:val="1"/>
+      <w:numFmt w:val="bullet"/>
+      <w:lvlText w:val=""/>
+      <w:lvlJc w:val="left"/>
+      <w:pPr>
+        <w:ind w:left="3600" w:hanging="360"/>
+      </w:pPr>
+      <w:rPr>
+        <w:rFonts w:ascii="Symbol" w:hAnsi="Symbol" w:hint="default"/>
+      </w:rPr>
+    </w:lvl>
+    <w:lvl w:ilvl="4" w:tplc="40090003" w:tentative="1">
+      <w:start w:val="1"/>
+      <w:numFmt w:val="bullet"/>
+      <w:lvlText w:val="o"/>
+      <w:lvlJc w:val="left"/>
+      <w:pPr>
+        <w:ind w:left="4320" w:hanging="360"/>
+      </w:pPr>
+      <w:rPr>
+        <w:rFonts w:ascii="Courier New" w:hAnsi="Courier New" w:cs="Courier New" w:hint="default"/>
+      </w:rPr>
+    </w:lvl>
+    <w:lvl w:ilvl="5" w:tplc="40090005" w:tentative="1">
+      <w:start w:val="1"/>
+      <w:numFmt w:val="bullet"/>
+      <w:lvlText w:val=""/>
+      <w:lvlJc w:val="left"/>
+      <w:pPr>
+        <w:ind w:left="5040" w:hanging="360"/>
+      </w:pPr>
+      <w:rPr>
+        <w:rFonts w:ascii="Wingdings" w:hAnsi="Wingdings" w:hint="default"/>
+      </w:rPr>
+    </w:lvl>
+    <w:lvl w:ilvl="6" w:tplc="40090001" w:tentative="1">
+      <w:start w:val="1"/>
+      <w:numFmt w:val="bullet"/>
+      <w:lvlText w:val=""/>
+      <w:lvlJc w:val="left"/>
+      <w:pPr>
+        <w:ind w:left="5760" w:hanging="360"/>
+      </w:pPr>
+      <w:rPr>
+        <w:rFonts w:ascii="Symbol" w:hAnsi="Symbol" w:hint="default"/>
+      </w:rPr>
+    </w:lvl>
+    <w:lvl w:ilvl="7" w:tplc="40090003" w:tentative="1">
+      <w:start w:val="1"/>
+      <w:numFmt w:val="bullet"/>
+      <w:lvlText w:val="o"/>
+      <w:lvlJc w:val="left"/>
+      <w:pPr>
+        <w:ind w:left="6480" w:hanging="360"/>
+      </w:pPr>
+      <w:rPr>
+        <w:rFonts w:ascii="Courier New" w:hAnsi="Courier New" w:cs="Courier New" w:hint="default"/>
+      </w:rPr>
+    </w:lvl>
+    <w:lvl w:ilvl="8" w:tplc="40090005" w:tentative="1">
+      <w:start w:val="1"/>
+      <w:numFmt w:val="bullet"/>
+      <w:lvlText w:val=""/>
+      <w:lvlJc w:val="left"/>
+      <w:pPr>
+        <w:ind w:left="7200" w:hanging="360"/>
+      </w:pPr>
+      <w:rPr>
+        <w:rFonts w:ascii="Wingdings" w:hAnsi="Wingdings" w:hint="default"/>
+      </w:rPr>
+    </w:lvl>
+  </w:abstractNum>
+  <w:abstractNum w:abstractNumId="23" w15:restartNumberingAfterBreak="0">
     <w:nsid w:val="7F1D58DA"/>
     <w:multiLevelType w:val="hybridMultilevel"/>
     <w:tmpl w:val="E95E3F24"/>
@@ -6525,13 +7549,16 @@
     <w:abstractNumId w:val="18"/>
   </w:num>
   <w:num w:numId="21" w16cid:durableId="1730641744">
-    <w:abstractNumId w:val="22"/>
+    <w:abstractNumId w:val="23"/>
   </w:num>
   <w:num w:numId="22" w16cid:durableId="2143112861">
     <w:abstractNumId w:val="3"/>
   </w:num>
   <w:num w:numId="23" w16cid:durableId="698773960">
     <w:abstractNumId w:val="14"/>
+  </w:num>
+  <w:num w:numId="24" w16cid:durableId="2035039685">
+    <w:abstractNumId w:val="22"/>
   </w:num>
 </w:numbering>
 </file>
@@ -7819,4 +8846,22 @@
     </a:ext>
   </a:extLst>
 </a:theme>
+</file>
+
+<file path=customXml/item1.xml><?xml version="1.0" encoding="utf-8"?>
+<b:Sources xmlns:b="http://schemas.openxmlformats.org/officeDocument/2006/bibliography" xmlns="http://schemas.openxmlformats.org/officeDocument/2006/bibliography" SelectedStyle="\APASixthEditionOfficeOnline.xsl" StyleName="APA" Version="6"/>
+</file>
+
+<file path=customXml/itemProps1.xml><?xml version="1.0" encoding="utf-8"?>
+<ds:datastoreItem xmlns:ds="http://schemas.openxmlformats.org/officeDocument/2006/customXml" ds:itemID="{61902A03-F2AA-459D-AE0F-57174E30D734}">
+  <ds:schemaRefs>
+    <ds:schemaRef ds:uri="http://schemas.openxmlformats.org/officeDocument/2006/bibliography"/>
+  </ds:schemaRefs>
+</ds:datastoreItem>
+</file>
+
+<file path=docMetadata/LabelInfo.xml><?xml version="1.0" encoding="utf-8"?>
+<clbl:labelList xmlns:clbl="http://schemas.microsoft.com/office/2020/mipLabelMetadata">
+  <clbl:label id="{e760c494-6550-44b4-8258-77c175d778b7}" enabled="1" method="Privileged" siteId="{76a2ae5a-9f00-4f6b-95ed-5d33d77c4d61}" contentBits="0" removed="0"/>
+</clbl:labelList>
 </file>